--- a/02_Project_Portfolio/Internship_Catalog.docx
+++ b/02_Project_Portfolio/Internship_Catalog.docx
@@ -28,14 +28,15 @@
         </w:p>
       </w:sdtContent>
     </w:sdt>
-    <w:bookmarkStart w:id="37" w:name="danh-mục-thực-tập"/>
     <w:p>
       <w:pPr>
         <w:pStyle w:val="Heading1"/>
       </w:pPr>
+      <w:bookmarkStart w:id="20" w:name="danh-mục-thực-tập"/>
       <w:r>
         <w:t xml:space="preserve">Danh mục Thực tập</w:t>
       </w:r>
+      <w:bookmarkEnd w:id="20"/>
     </w:p>
     <w:p>
       <w:pPr>
@@ -43,7 +44,6 @@
       </w:pPr>
       <w:r>
         <w:rPr>
-          <w:bCs/>
           <w:b/>
         </w:rPr>
         <w:t xml:space="preserve">Thực hành engineering workflow chuyên nghiệp</w:t>
@@ -54,7 +54,7 @@
         <w:pStyle w:val="BodyText"/>
       </w:pPr>
       <w:r>
-        <w:t xml:space="preserve">Engineering &amp; Research Mentoring Program (Lucero) · Phiên bản 1.5.1 · 2026-08-23</w:t>
+        <w:t xml:space="preserve">Engineering &amp; Research Mentoring Program (Lucero) · Phiên bản 1.6.0 · 2026-08-23</w:t>
       </w:r>
     </w:p>
     <w:p>
@@ -71,14 +71,12 @@
       </w:pPr>
       <w:r>
         <w:rPr>
-          <w:iCs/>
           <w:i/>
         </w:rPr>
         <w:t xml:space="preserve">File này được sinh tự động từ</w:t>
       </w:r>
       <w:r>
         <w:rPr>
-          <w:iCs/>
           <w:i/>
         </w:rPr>
         <w:t xml:space="preserve"> </w:t>
@@ -86,21 +84,18 @@
       <w:r>
         <w:rPr>
           <w:rStyle w:val="VerbatimChar"/>
-          <w:iCs/>
           <w:i/>
         </w:rPr>
         <w:t xml:space="preserve">06_Data/</w:t>
       </w:r>
       <w:r>
         <w:rPr>
-          <w:iCs/>
           <w:i/>
         </w:rPr>
         <w:t xml:space="preserve"> </w:t>
       </w:r>
       <w:r>
         <w:rPr>
-          <w:iCs/>
           <w:i/>
         </w:rPr>
         <w:t xml:space="preserve">(scripts/generate_catalogs.py). KHÔNG sửa tay — mọi thay đổi phải sửa nguồn chuẩn rồi generate lại.</w:t>
@@ -125,7 +120,6 @@
       </w:r>
       <w:r>
         <w:rPr>
-          <w:bCs/>
           <w:b/>
         </w:rPr>
         <w:t xml:space="preserve">I = Thực tập</w:t>
@@ -152,97 +146,86 @@
       </w:pPr>
       <w:r>
         <w:rPr>
-          <w:iCs/>
           <w:i/>
         </w:rPr>
         <w:t xml:space="preserve">Quy ước mã tham chiếu: Mỗi phần tử là mã chính xác (vd</w:t>
       </w:r>
       <w:r>
         <w:rPr>
-          <w:iCs/>
           <w:i/>
         </w:rPr>
         <w:t xml:space="preserve"> </w:t>
       </w:r>
       <w:r>
         <w:rPr>
-          <w:iCs/>
           <w:i/>
         </w:rPr>
         <w:t xml:space="preserve">‘</w:t>
       </w:r>
       <w:r>
         <w:rPr>
-          <w:iCs/>
           <w:i/>
         </w:rPr>
         <w:t xml:space="preserve">A5-T02</w:t>
       </w:r>
       <w:r>
         <w:rPr>
-          <w:iCs/>
           <w:i/>
         </w:rPr>
         <w:t xml:space="preserve">’</w:t>
       </w:r>
       <w:r>
         <w:rPr>
-          <w:iCs/>
           <w:i/>
         </w:rPr>
         <w:t xml:space="preserve">) hoặc pattern family-type</w:t>
       </w:r>
       <w:r>
         <w:rPr>
-          <w:iCs/>
           <w:i/>
         </w:rPr>
         <w:t xml:space="preserve"> </w:t>
       </w:r>
       <w:r>
         <w:rPr>
-          <w:iCs/>
           <w:i/>
         </w:rPr>
         <w:t xml:space="preserve">‘</w:t>
       </w:r>
       <w:r>
         <w:rPr>
-          <w:iCs/>
           <w:i/>
         </w:rPr>
         <w:t xml:space="preserve">A1-P*</w:t>
       </w:r>
       <w:r>
         <w:rPr>
-          <w:iCs/>
           <w:i/>
         </w:rPr>
         <w:t xml:space="preserve">’</w:t>
       </w:r>
       <w:r>
         <w:rPr>
-          <w:iCs/>
           <w:i/>
         </w:rPr>
         <w:t xml:space="preserve"> </w:t>
       </w:r>
       <w:r>
         <w:rPr>
-          <w:iCs/>
           <w:i/>
         </w:rPr>
         <w:t xml:space="preserve">nghĩa là hoàn thành ít nhất một đề tài P của family A1 hoặc năng lực tương đương có evidence.</w:t>
       </w:r>
     </w:p>
-    <w:bookmarkStart w:id="20" w:name="hướng-dẫn-lựa-chọn"/>
     <w:p>
       <w:pPr>
         <w:pStyle w:val="Heading2"/>
       </w:pPr>
+      <w:bookmarkStart w:id="21" w:name="hướng-dẫn-lựa-chọn"/>
       <w:r>
         <w:t xml:space="preserve">Hướng dẫn lựa chọn</w:t>
       </w:r>
+      <w:bookmarkEnd w:id="21"/>
     </w:p>
     <w:p>
       <w:pPr>
@@ -307,15 +290,15 @@
         <w:t xml:space="preserve">Mỗi đề tài phải có evidence và Project Legacy Package.</w:t>
       </w:r>
     </w:p>
-    <w:bookmarkEnd w:id="20"/>
-    <w:bookmarkStart w:id="21" w:name="a0---hands-on-electronics-pcb"/>
     <w:p>
       <w:pPr>
         <w:pStyle w:val="Heading2"/>
       </w:pPr>
+      <w:bookmarkStart w:id="22" w:name="a0---hands-on-electronics-pcb"/>
       <w:r>
         <w:t xml:space="preserve">A0 - Hands-on Electronics &amp; PCB</w:t>
       </w:r>
+      <w:bookmarkEnd w:id="22"/>
     </w:p>
     <w:p>
       <w:pPr>
@@ -323,7 +306,6 @@
       </w:pPr>
       <w:r>
         <w:rPr>
-          <w:bCs/>
           <w:b/>
         </w:rPr>
         <w:t xml:space="preserve">Mục tiêu:</w:t>
@@ -341,7 +323,6 @@
       </w:pPr>
       <w:r>
         <w:rPr>
-          <w:bCs/>
           <w:b/>
         </w:rPr>
         <w:t xml:space="preserve">Điều kiện nền:</w:t>
@@ -359,7 +340,6 @@
       </w:pPr>
       <w:r>
         <w:rPr>
-          <w:bCs/>
           <w:b/>
         </w:rPr>
         <w:t xml:space="preserve">Công cụ gợi ý:</w:t>
@@ -374,9 +354,8 @@
     <w:tbl>
       <w:tblPr>
         <w:tblStyle w:val="Table"/>
-        <w:tblW w:type="pct" w:w="5000"/>
-        <w:tblLook w:firstRow="1" w:lastRow="0" w:firstColumn="0" w:lastColumn="0" w:noHBand="0" w:noVBand="0" w:val="0020"/>
-        <w:jc w:val="start"/>
+        <w:tblW w:type="pct" w:w="4999.999999999999"/>
+        <w:tblLook w:firstRow="1"/>
       </w:tblPr>
       <w:tblGrid>
         <w:gridCol w:w="1320"/>
@@ -388,10 +367,15 @@
       </w:tblGrid>
       <w:tr>
         <w:trPr>
-          <w:tblHeader w:val="true"/>
+          <w:cnfStyle w:firstRow="1"/>
         </w:trPr>
         <w:tc>
-          <w:tcPr/>
+          <w:tcPr>
+            <w:tcBorders>
+              <w:bottom w:val="single"/>
+            </w:tcBorders>
+            <w:vAlign w:val="bottom"/>
+          </w:tcPr>
           <w:p>
             <w:pPr>
               <w:pStyle w:val="Compact"/>
@@ -403,7 +387,12 @@
           </w:p>
         </w:tc>
         <w:tc>
-          <w:tcPr/>
+          <w:tcPr>
+            <w:tcBorders>
+              <w:bottom w:val="single"/>
+            </w:tcBorders>
+            <w:vAlign w:val="bottom"/>
+          </w:tcPr>
           <w:p>
             <w:pPr>
               <w:pStyle w:val="Compact"/>
@@ -415,7 +404,12 @@
           </w:p>
         </w:tc>
         <w:tc>
-          <w:tcPr/>
+          <w:tcPr>
+            <w:tcBorders>
+              <w:bottom w:val="single"/>
+            </w:tcBorders>
+            <w:vAlign w:val="bottom"/>
+          </w:tcPr>
           <w:p>
             <w:pPr>
               <w:pStyle w:val="Compact"/>
@@ -427,7 +421,12 @@
           </w:p>
         </w:tc>
         <w:tc>
-          <w:tcPr/>
+          <w:tcPr>
+            <w:tcBorders>
+              <w:bottom w:val="single"/>
+            </w:tcBorders>
+            <w:vAlign w:val="bottom"/>
+          </w:tcPr>
           <w:p>
             <w:pPr>
               <w:pStyle w:val="Compact"/>
@@ -439,7 +438,12 @@
           </w:p>
         </w:tc>
         <w:tc>
-          <w:tcPr/>
+          <w:tcPr>
+            <w:tcBorders>
+              <w:bottom w:val="single"/>
+            </w:tcBorders>
+            <w:vAlign w:val="bottom"/>
+          </w:tcPr>
           <w:p>
             <w:pPr>
               <w:pStyle w:val="Compact"/>
@@ -451,7 +455,12 @@
           </w:p>
         </w:tc>
         <w:tc>
-          <w:tcPr/>
+          <w:tcPr>
+            <w:tcBorders>
+              <w:bottom w:val="single"/>
+            </w:tcBorders>
+            <w:vAlign w:val="bottom"/>
+          </w:tcPr>
           <w:p>
             <w:pPr>
               <w:pStyle w:val="Compact"/>
@@ -465,7 +474,6 @@
       </w:tr>
       <w:tr>
         <w:tc>
-          <w:tcPr/>
           <w:p>
             <w:pPr>
               <w:pStyle w:val="Compact"/>
@@ -477,7 +485,6 @@
           </w:p>
         </w:tc>
         <w:tc>
-          <w:tcPr/>
           <w:p>
             <w:pPr>
               <w:pStyle w:val="Compact"/>
@@ -489,7 +496,6 @@
           </w:p>
         </w:tc>
         <w:tc>
-          <w:tcPr/>
           <w:p>
             <w:pPr>
               <w:pStyle w:val="Compact"/>
@@ -501,7 +507,6 @@
           </w:p>
         </w:tc>
         <w:tc>
-          <w:tcPr/>
           <w:p>
             <w:pPr>
               <w:pStyle w:val="Compact"/>
@@ -513,7 +518,6 @@
           </w:p>
         </w:tc>
         <w:tc>
-          <w:tcPr/>
           <w:p>
             <w:pPr>
               <w:pStyle w:val="Compact"/>
@@ -525,7 +529,6 @@
           </w:p>
         </w:tc>
         <w:tc>
-          <w:tcPr/>
           <w:p>
             <w:pPr>
               <w:pStyle w:val="Compact"/>
@@ -538,15 +541,15 @@
         </w:tc>
       </w:tr>
     </w:tbl>
-    <w:bookmarkEnd w:id="21"/>
-    <w:bookmarkStart w:id="22" w:name="a1---digital-logic-rtl-design"/>
     <w:p>
       <w:pPr>
         <w:pStyle w:val="Heading2"/>
       </w:pPr>
+      <w:bookmarkStart w:id="23" w:name="a1---digital-logic-rtl-design"/>
       <w:r>
         <w:t xml:space="preserve">A1 - Digital Logic &amp; RTL Design</w:t>
       </w:r>
+      <w:bookmarkEnd w:id="23"/>
     </w:p>
     <w:p>
       <w:pPr>
@@ -554,7 +557,6 @@
       </w:pPr>
       <w:r>
         <w:rPr>
-          <w:bCs/>
           <w:b/>
         </w:rPr>
         <w:t xml:space="preserve">Mục tiêu:</w:t>
@@ -572,7 +574,6 @@
       </w:pPr>
       <w:r>
         <w:rPr>
-          <w:bCs/>
           <w:b/>
         </w:rPr>
         <w:t xml:space="preserve">Điều kiện nền:</w:t>
@@ -590,7 +591,6 @@
       </w:pPr>
       <w:r>
         <w:rPr>
-          <w:bCs/>
           <w:b/>
         </w:rPr>
         <w:t xml:space="preserve">Công cụ gợi ý:</w:t>
@@ -605,9 +605,8 @@
     <w:tbl>
       <w:tblPr>
         <w:tblStyle w:val="Table"/>
-        <w:tblW w:type="pct" w:w="5000"/>
-        <w:tblLook w:firstRow="1" w:lastRow="0" w:firstColumn="0" w:lastColumn="0" w:noHBand="0" w:noVBand="0" w:val="0020"/>
-        <w:jc w:val="start"/>
+        <w:tblW w:type="pct" w:w="4999.999999999999"/>
+        <w:tblLook w:firstRow="1"/>
       </w:tblPr>
       <w:tblGrid>
         <w:gridCol w:w="1320"/>
@@ -619,10 +618,15 @@
       </w:tblGrid>
       <w:tr>
         <w:trPr>
-          <w:tblHeader w:val="true"/>
+          <w:cnfStyle w:firstRow="1"/>
         </w:trPr>
         <w:tc>
-          <w:tcPr/>
+          <w:tcPr>
+            <w:tcBorders>
+              <w:bottom w:val="single"/>
+            </w:tcBorders>
+            <w:vAlign w:val="bottom"/>
+          </w:tcPr>
           <w:p>
             <w:pPr>
               <w:pStyle w:val="Compact"/>
@@ -634,7 +638,12 @@
           </w:p>
         </w:tc>
         <w:tc>
-          <w:tcPr/>
+          <w:tcPr>
+            <w:tcBorders>
+              <w:bottom w:val="single"/>
+            </w:tcBorders>
+            <w:vAlign w:val="bottom"/>
+          </w:tcPr>
           <w:p>
             <w:pPr>
               <w:pStyle w:val="Compact"/>
@@ -646,7 +655,12 @@
           </w:p>
         </w:tc>
         <w:tc>
-          <w:tcPr/>
+          <w:tcPr>
+            <w:tcBorders>
+              <w:bottom w:val="single"/>
+            </w:tcBorders>
+            <w:vAlign w:val="bottom"/>
+          </w:tcPr>
           <w:p>
             <w:pPr>
               <w:pStyle w:val="Compact"/>
@@ -658,7 +672,12 @@
           </w:p>
         </w:tc>
         <w:tc>
-          <w:tcPr/>
+          <w:tcPr>
+            <w:tcBorders>
+              <w:bottom w:val="single"/>
+            </w:tcBorders>
+            <w:vAlign w:val="bottom"/>
+          </w:tcPr>
           <w:p>
             <w:pPr>
               <w:pStyle w:val="Compact"/>
@@ -670,7 +689,12 @@
           </w:p>
         </w:tc>
         <w:tc>
-          <w:tcPr/>
+          <w:tcPr>
+            <w:tcBorders>
+              <w:bottom w:val="single"/>
+            </w:tcBorders>
+            <w:vAlign w:val="bottom"/>
+          </w:tcPr>
           <w:p>
             <w:pPr>
               <w:pStyle w:val="Compact"/>
@@ -682,7 +706,12 @@
           </w:p>
         </w:tc>
         <w:tc>
-          <w:tcPr/>
+          <w:tcPr>
+            <w:tcBorders>
+              <w:bottom w:val="single"/>
+            </w:tcBorders>
+            <w:vAlign w:val="bottom"/>
+          </w:tcPr>
           <w:p>
             <w:pPr>
               <w:pStyle w:val="Compact"/>
@@ -696,7 +725,6 @@
       </w:tr>
       <w:tr>
         <w:tc>
-          <w:tcPr/>
           <w:p>
             <w:pPr>
               <w:pStyle w:val="Compact"/>
@@ -708,7 +736,6 @@
           </w:p>
         </w:tc>
         <w:tc>
-          <w:tcPr/>
           <w:p>
             <w:pPr>
               <w:pStyle w:val="Compact"/>
@@ -720,7 +747,6 @@
           </w:p>
         </w:tc>
         <w:tc>
-          <w:tcPr/>
           <w:p>
             <w:pPr>
               <w:pStyle w:val="Compact"/>
@@ -732,7 +758,6 @@
           </w:p>
         </w:tc>
         <w:tc>
-          <w:tcPr/>
           <w:p>
             <w:pPr>
               <w:pStyle w:val="Compact"/>
@@ -744,7 +769,6 @@
           </w:p>
         </w:tc>
         <w:tc>
-          <w:tcPr/>
           <w:p>
             <w:pPr>
               <w:pStyle w:val="Compact"/>
@@ -756,7 +780,6 @@
           </w:p>
         </w:tc>
         <w:tc>
-          <w:tcPr/>
           <w:p>
             <w:pPr>
               <w:pStyle w:val="Compact"/>
@@ -769,15 +792,15 @@
         </w:tc>
       </w:tr>
     </w:tbl>
-    <w:bookmarkEnd w:id="22"/>
-    <w:bookmarkStart w:id="23" w:name="a2---digital-arithmetic-dsp-hardware"/>
     <w:p>
       <w:pPr>
         <w:pStyle w:val="Heading2"/>
       </w:pPr>
+      <w:bookmarkStart w:id="24" w:name="a2---digital-arithmetic-dsp-hardware"/>
       <w:r>
         <w:t xml:space="preserve">A2 - Digital Arithmetic &amp; DSP Hardware</w:t>
       </w:r>
+      <w:bookmarkEnd w:id="24"/>
     </w:p>
     <w:p>
       <w:pPr>
@@ -785,7 +808,6 @@
       </w:pPr>
       <w:r>
         <w:rPr>
-          <w:bCs/>
           <w:b/>
         </w:rPr>
         <w:t xml:space="preserve">Mục tiêu:</w:t>
@@ -803,7 +825,6 @@
       </w:pPr>
       <w:r>
         <w:rPr>
-          <w:bCs/>
           <w:b/>
         </w:rPr>
         <w:t xml:space="preserve">Điều kiện nền:</w:t>
@@ -821,7 +842,6 @@
       </w:pPr>
       <w:r>
         <w:rPr>
-          <w:bCs/>
           <w:b/>
         </w:rPr>
         <w:t xml:space="preserve">Công cụ gợi ý:</w:t>
@@ -836,9 +856,8 @@
     <w:tbl>
       <w:tblPr>
         <w:tblStyle w:val="Table"/>
-        <w:tblW w:type="pct" w:w="5000"/>
-        <w:tblLook w:firstRow="1" w:lastRow="0" w:firstColumn="0" w:lastColumn="0" w:noHBand="0" w:noVBand="0" w:val="0020"/>
-        <w:jc w:val="start"/>
+        <w:tblW w:type="pct" w:w="4999.999999999999"/>
+        <w:tblLook w:firstRow="1"/>
       </w:tblPr>
       <w:tblGrid>
         <w:gridCol w:w="1320"/>
@@ -850,10 +869,15 @@
       </w:tblGrid>
       <w:tr>
         <w:trPr>
-          <w:tblHeader w:val="true"/>
+          <w:cnfStyle w:firstRow="1"/>
         </w:trPr>
         <w:tc>
-          <w:tcPr/>
+          <w:tcPr>
+            <w:tcBorders>
+              <w:bottom w:val="single"/>
+            </w:tcBorders>
+            <w:vAlign w:val="bottom"/>
+          </w:tcPr>
           <w:p>
             <w:pPr>
               <w:pStyle w:val="Compact"/>
@@ -865,7 +889,12 @@
           </w:p>
         </w:tc>
         <w:tc>
-          <w:tcPr/>
+          <w:tcPr>
+            <w:tcBorders>
+              <w:bottom w:val="single"/>
+            </w:tcBorders>
+            <w:vAlign w:val="bottom"/>
+          </w:tcPr>
           <w:p>
             <w:pPr>
               <w:pStyle w:val="Compact"/>
@@ -877,7 +906,12 @@
           </w:p>
         </w:tc>
         <w:tc>
-          <w:tcPr/>
+          <w:tcPr>
+            <w:tcBorders>
+              <w:bottom w:val="single"/>
+            </w:tcBorders>
+            <w:vAlign w:val="bottom"/>
+          </w:tcPr>
           <w:p>
             <w:pPr>
               <w:pStyle w:val="Compact"/>
@@ -889,7 +923,12 @@
           </w:p>
         </w:tc>
         <w:tc>
-          <w:tcPr/>
+          <w:tcPr>
+            <w:tcBorders>
+              <w:bottom w:val="single"/>
+            </w:tcBorders>
+            <w:vAlign w:val="bottom"/>
+          </w:tcPr>
           <w:p>
             <w:pPr>
               <w:pStyle w:val="Compact"/>
@@ -901,7 +940,12 @@
           </w:p>
         </w:tc>
         <w:tc>
-          <w:tcPr/>
+          <w:tcPr>
+            <w:tcBorders>
+              <w:bottom w:val="single"/>
+            </w:tcBorders>
+            <w:vAlign w:val="bottom"/>
+          </w:tcPr>
           <w:p>
             <w:pPr>
               <w:pStyle w:val="Compact"/>
@@ -913,7 +957,12 @@
           </w:p>
         </w:tc>
         <w:tc>
-          <w:tcPr/>
+          <w:tcPr>
+            <w:tcBorders>
+              <w:bottom w:val="single"/>
+            </w:tcBorders>
+            <w:vAlign w:val="bottom"/>
+          </w:tcPr>
           <w:p>
             <w:pPr>
               <w:pStyle w:val="Compact"/>
@@ -927,7 +976,6 @@
       </w:tr>
       <w:tr>
         <w:tc>
-          <w:tcPr/>
           <w:p>
             <w:pPr>
               <w:pStyle w:val="Compact"/>
@@ -939,7 +987,6 @@
           </w:p>
         </w:tc>
         <w:tc>
-          <w:tcPr/>
           <w:p>
             <w:pPr>
               <w:pStyle w:val="Compact"/>
@@ -951,7 +998,6 @@
           </w:p>
         </w:tc>
         <w:tc>
-          <w:tcPr/>
           <w:p>
             <w:pPr>
               <w:pStyle w:val="Compact"/>
@@ -963,7 +1009,6 @@
           </w:p>
         </w:tc>
         <w:tc>
-          <w:tcPr/>
           <w:p>
             <w:pPr>
               <w:pStyle w:val="Compact"/>
@@ -975,7 +1020,6 @@
           </w:p>
         </w:tc>
         <w:tc>
-          <w:tcPr/>
           <w:p>
             <w:pPr>
               <w:pStyle w:val="Compact"/>
@@ -987,7 +1031,6 @@
           </w:p>
         </w:tc>
         <w:tc>
-          <w:tcPr/>
           <w:p>
             <w:pPr>
               <w:pStyle w:val="Compact"/>
@@ -1000,15 +1043,15 @@
         </w:tc>
       </w:tr>
     </w:tbl>
-    <w:bookmarkEnd w:id="23"/>
-    <w:bookmarkStart w:id="24" w:name="a3---fpga-system-design"/>
     <w:p>
       <w:pPr>
         <w:pStyle w:val="Heading2"/>
       </w:pPr>
+      <w:bookmarkStart w:id="25" w:name="a3---fpga-system-design"/>
       <w:r>
         <w:t xml:space="preserve">A3 - FPGA System Design</w:t>
       </w:r>
+      <w:bookmarkEnd w:id="25"/>
     </w:p>
     <w:p>
       <w:pPr>
@@ -1016,7 +1059,6 @@
       </w:pPr>
       <w:r>
         <w:rPr>
-          <w:bCs/>
           <w:b/>
         </w:rPr>
         <w:t xml:space="preserve">Mục tiêu:</w:t>
@@ -1034,7 +1076,6 @@
       </w:pPr>
       <w:r>
         <w:rPr>
-          <w:bCs/>
           <w:b/>
         </w:rPr>
         <w:t xml:space="preserve">Điều kiện nền:</w:t>
@@ -1052,7 +1093,6 @@
       </w:pPr>
       <w:r>
         <w:rPr>
-          <w:bCs/>
           <w:b/>
         </w:rPr>
         <w:t xml:space="preserve">Công cụ gợi ý:</w:t>
@@ -1067,9 +1107,8 @@
     <w:tbl>
       <w:tblPr>
         <w:tblStyle w:val="Table"/>
-        <w:tblW w:type="pct" w:w="5000"/>
-        <w:tblLook w:firstRow="1" w:lastRow="0" w:firstColumn="0" w:lastColumn="0" w:noHBand="0" w:noVBand="0" w:val="0020"/>
-        <w:jc w:val="start"/>
+        <w:tblW w:type="pct" w:w="4999.999999999999"/>
+        <w:tblLook w:firstRow="1"/>
       </w:tblPr>
       <w:tblGrid>
         <w:gridCol w:w="1320"/>
@@ -1081,10 +1120,15 @@
       </w:tblGrid>
       <w:tr>
         <w:trPr>
-          <w:tblHeader w:val="true"/>
+          <w:cnfStyle w:firstRow="1"/>
         </w:trPr>
         <w:tc>
-          <w:tcPr/>
+          <w:tcPr>
+            <w:tcBorders>
+              <w:bottom w:val="single"/>
+            </w:tcBorders>
+            <w:vAlign w:val="bottom"/>
+          </w:tcPr>
           <w:p>
             <w:pPr>
               <w:pStyle w:val="Compact"/>
@@ -1096,7 +1140,12 @@
           </w:p>
         </w:tc>
         <w:tc>
-          <w:tcPr/>
+          <w:tcPr>
+            <w:tcBorders>
+              <w:bottom w:val="single"/>
+            </w:tcBorders>
+            <w:vAlign w:val="bottom"/>
+          </w:tcPr>
           <w:p>
             <w:pPr>
               <w:pStyle w:val="Compact"/>
@@ -1108,7 +1157,12 @@
           </w:p>
         </w:tc>
         <w:tc>
-          <w:tcPr/>
+          <w:tcPr>
+            <w:tcBorders>
+              <w:bottom w:val="single"/>
+            </w:tcBorders>
+            <w:vAlign w:val="bottom"/>
+          </w:tcPr>
           <w:p>
             <w:pPr>
               <w:pStyle w:val="Compact"/>
@@ -1120,7 +1174,12 @@
           </w:p>
         </w:tc>
         <w:tc>
-          <w:tcPr/>
+          <w:tcPr>
+            <w:tcBorders>
+              <w:bottom w:val="single"/>
+            </w:tcBorders>
+            <w:vAlign w:val="bottom"/>
+          </w:tcPr>
           <w:p>
             <w:pPr>
               <w:pStyle w:val="Compact"/>
@@ -1132,7 +1191,12 @@
           </w:p>
         </w:tc>
         <w:tc>
-          <w:tcPr/>
+          <w:tcPr>
+            <w:tcBorders>
+              <w:bottom w:val="single"/>
+            </w:tcBorders>
+            <w:vAlign w:val="bottom"/>
+          </w:tcPr>
           <w:p>
             <w:pPr>
               <w:pStyle w:val="Compact"/>
@@ -1144,7 +1208,12 @@
           </w:p>
         </w:tc>
         <w:tc>
-          <w:tcPr/>
+          <w:tcPr>
+            <w:tcBorders>
+              <w:bottom w:val="single"/>
+            </w:tcBorders>
+            <w:vAlign w:val="bottom"/>
+          </w:tcPr>
           <w:p>
             <w:pPr>
               <w:pStyle w:val="Compact"/>
@@ -1158,7 +1227,6 @@
       </w:tr>
       <w:tr>
         <w:tc>
-          <w:tcPr/>
           <w:p>
             <w:pPr>
               <w:pStyle w:val="Compact"/>
@@ -1170,7 +1238,6 @@
           </w:p>
         </w:tc>
         <w:tc>
-          <w:tcPr/>
           <w:p>
             <w:pPr>
               <w:pStyle w:val="Compact"/>
@@ -1182,7 +1249,6 @@
           </w:p>
         </w:tc>
         <w:tc>
-          <w:tcPr/>
           <w:p>
             <w:pPr>
               <w:pStyle w:val="Compact"/>
@@ -1194,7 +1260,6 @@
           </w:p>
         </w:tc>
         <w:tc>
-          <w:tcPr/>
           <w:p>
             <w:pPr>
               <w:pStyle w:val="Compact"/>
@@ -1206,7 +1271,6 @@
           </w:p>
         </w:tc>
         <w:tc>
-          <w:tcPr/>
           <w:p>
             <w:pPr>
               <w:pStyle w:val="Compact"/>
@@ -1218,7 +1282,6 @@
           </w:p>
         </w:tc>
         <w:tc>
-          <w:tcPr/>
           <w:p>
             <w:pPr>
               <w:pStyle w:val="Compact"/>
@@ -1231,15 +1294,15 @@
         </w:tc>
       </w:tr>
     </w:tbl>
-    <w:bookmarkEnd w:id="24"/>
-    <w:bookmarkStart w:id="25" w:name="a4---asic-design-physical-implementation"/>
     <w:p>
       <w:pPr>
         <w:pStyle w:val="Heading2"/>
       </w:pPr>
+      <w:bookmarkStart w:id="26" w:name="a4---asic-design-physical-implementation"/>
       <w:r>
         <w:t xml:space="preserve">A4 - ASIC Design &amp; Physical Implementation</w:t>
       </w:r>
+      <w:bookmarkEnd w:id="26"/>
     </w:p>
     <w:p>
       <w:pPr>
@@ -1247,7 +1310,6 @@
       </w:pPr>
       <w:r>
         <w:rPr>
-          <w:bCs/>
           <w:b/>
         </w:rPr>
         <w:t xml:space="preserve">Mục tiêu:</w:t>
@@ -1265,7 +1327,6 @@
       </w:pPr>
       <w:r>
         <w:rPr>
-          <w:bCs/>
           <w:b/>
         </w:rPr>
         <w:t xml:space="preserve">Điều kiện nền:</w:t>
@@ -1283,7 +1344,6 @@
       </w:pPr>
       <w:r>
         <w:rPr>
-          <w:bCs/>
           <w:b/>
         </w:rPr>
         <w:t xml:space="preserve">Công cụ gợi ý:</w:t>
@@ -1298,9 +1358,8 @@
     <w:tbl>
       <w:tblPr>
         <w:tblStyle w:val="Table"/>
-        <w:tblW w:type="pct" w:w="5000"/>
-        <w:tblLook w:firstRow="1" w:lastRow="0" w:firstColumn="0" w:lastColumn="0" w:noHBand="0" w:noVBand="0" w:val="0020"/>
-        <w:jc w:val="start"/>
+        <w:tblW w:type="pct" w:w="4999.999999999999"/>
+        <w:tblLook w:firstRow="1"/>
       </w:tblPr>
       <w:tblGrid>
         <w:gridCol w:w="1320"/>
@@ -1312,10 +1371,15 @@
       </w:tblGrid>
       <w:tr>
         <w:trPr>
-          <w:tblHeader w:val="true"/>
+          <w:cnfStyle w:firstRow="1"/>
         </w:trPr>
         <w:tc>
-          <w:tcPr/>
+          <w:tcPr>
+            <w:tcBorders>
+              <w:bottom w:val="single"/>
+            </w:tcBorders>
+            <w:vAlign w:val="bottom"/>
+          </w:tcPr>
           <w:p>
             <w:pPr>
               <w:pStyle w:val="Compact"/>
@@ -1327,7 +1391,12 @@
           </w:p>
         </w:tc>
         <w:tc>
-          <w:tcPr/>
+          <w:tcPr>
+            <w:tcBorders>
+              <w:bottom w:val="single"/>
+            </w:tcBorders>
+            <w:vAlign w:val="bottom"/>
+          </w:tcPr>
           <w:p>
             <w:pPr>
               <w:pStyle w:val="Compact"/>
@@ -1339,7 +1408,12 @@
           </w:p>
         </w:tc>
         <w:tc>
-          <w:tcPr/>
+          <w:tcPr>
+            <w:tcBorders>
+              <w:bottom w:val="single"/>
+            </w:tcBorders>
+            <w:vAlign w:val="bottom"/>
+          </w:tcPr>
           <w:p>
             <w:pPr>
               <w:pStyle w:val="Compact"/>
@@ -1351,7 +1425,12 @@
           </w:p>
         </w:tc>
         <w:tc>
-          <w:tcPr/>
+          <w:tcPr>
+            <w:tcBorders>
+              <w:bottom w:val="single"/>
+            </w:tcBorders>
+            <w:vAlign w:val="bottom"/>
+          </w:tcPr>
           <w:p>
             <w:pPr>
               <w:pStyle w:val="Compact"/>
@@ -1363,7 +1442,12 @@
           </w:p>
         </w:tc>
         <w:tc>
-          <w:tcPr/>
+          <w:tcPr>
+            <w:tcBorders>
+              <w:bottom w:val="single"/>
+            </w:tcBorders>
+            <w:vAlign w:val="bottom"/>
+          </w:tcPr>
           <w:p>
             <w:pPr>
               <w:pStyle w:val="Compact"/>
@@ -1375,7 +1459,12 @@
           </w:p>
         </w:tc>
         <w:tc>
-          <w:tcPr/>
+          <w:tcPr>
+            <w:tcBorders>
+              <w:bottom w:val="single"/>
+            </w:tcBorders>
+            <w:vAlign w:val="bottom"/>
+          </w:tcPr>
           <w:p>
             <w:pPr>
               <w:pStyle w:val="Compact"/>
@@ -1389,7 +1478,6 @@
       </w:tr>
       <w:tr>
         <w:tc>
-          <w:tcPr/>
           <w:p>
             <w:pPr>
               <w:pStyle w:val="Compact"/>
@@ -1401,7 +1489,6 @@
           </w:p>
         </w:tc>
         <w:tc>
-          <w:tcPr/>
           <w:p>
             <w:pPr>
               <w:pStyle w:val="Compact"/>
@@ -1413,7 +1500,6 @@
           </w:p>
         </w:tc>
         <w:tc>
-          <w:tcPr/>
           <w:p>
             <w:pPr>
               <w:pStyle w:val="Compact"/>
@@ -1425,7 +1511,6 @@
           </w:p>
         </w:tc>
         <w:tc>
-          <w:tcPr/>
           <w:p>
             <w:pPr>
               <w:pStyle w:val="Compact"/>
@@ -1437,7 +1522,6 @@
           </w:p>
         </w:tc>
         <w:tc>
-          <w:tcPr/>
           <w:p>
             <w:pPr>
               <w:pStyle w:val="Compact"/>
@@ -1449,7 +1533,6 @@
           </w:p>
         </w:tc>
         <w:tc>
-          <w:tcPr/>
           <w:p>
             <w:pPr>
               <w:pStyle w:val="Compact"/>
@@ -1462,15 +1545,15 @@
         </w:tc>
       </w:tr>
     </w:tbl>
-    <w:bookmarkEnd w:id="25"/>
-    <w:bookmarkStart w:id="26" w:name="Xd82dee846f077e80d9f8273dbc7f4ade1efada1"/>
     <w:p>
       <w:pPr>
         <w:pStyle w:val="Heading2"/>
       </w:pPr>
+      <w:bookmarkStart w:id="27" w:name="Xd82dee846f077e80d9f8273dbc7f4ade1efada1"/>
       <w:r>
         <w:t xml:space="preserve">A5 - Verification, EDA &amp; Reproducible Hardware Development</w:t>
       </w:r>
+      <w:bookmarkEnd w:id="27"/>
     </w:p>
     <w:p>
       <w:pPr>
@@ -1478,7 +1561,6 @@
       </w:pPr>
       <w:r>
         <w:rPr>
-          <w:bCs/>
           <w:b/>
         </w:rPr>
         <w:t xml:space="preserve">Mục tiêu:</w:t>
@@ -1496,7 +1578,6 @@
       </w:pPr>
       <w:r>
         <w:rPr>
-          <w:bCs/>
           <w:b/>
         </w:rPr>
         <w:t xml:space="preserve">Điều kiện nền:</w:t>
@@ -1514,7 +1595,6 @@
       </w:pPr>
       <w:r>
         <w:rPr>
-          <w:bCs/>
           <w:b/>
         </w:rPr>
         <w:t xml:space="preserve">Công cụ gợi ý:</w:t>
@@ -1529,9 +1609,8 @@
     <w:tbl>
       <w:tblPr>
         <w:tblStyle w:val="Table"/>
-        <w:tblW w:type="pct" w:w="5000"/>
-        <w:tblLook w:firstRow="1" w:lastRow="0" w:firstColumn="0" w:lastColumn="0" w:noHBand="0" w:noVBand="0" w:val="0020"/>
-        <w:jc w:val="start"/>
+        <w:tblW w:type="pct" w:w="4999.999999999999"/>
+        <w:tblLook w:firstRow="1"/>
       </w:tblPr>
       <w:tblGrid>
         <w:gridCol w:w="1320"/>
@@ -1543,10 +1622,15 @@
       </w:tblGrid>
       <w:tr>
         <w:trPr>
-          <w:tblHeader w:val="true"/>
+          <w:cnfStyle w:firstRow="1"/>
         </w:trPr>
         <w:tc>
-          <w:tcPr/>
+          <w:tcPr>
+            <w:tcBorders>
+              <w:bottom w:val="single"/>
+            </w:tcBorders>
+            <w:vAlign w:val="bottom"/>
+          </w:tcPr>
           <w:p>
             <w:pPr>
               <w:pStyle w:val="Compact"/>
@@ -1558,7 +1642,12 @@
           </w:p>
         </w:tc>
         <w:tc>
-          <w:tcPr/>
+          <w:tcPr>
+            <w:tcBorders>
+              <w:bottom w:val="single"/>
+            </w:tcBorders>
+            <w:vAlign w:val="bottom"/>
+          </w:tcPr>
           <w:p>
             <w:pPr>
               <w:pStyle w:val="Compact"/>
@@ -1570,7 +1659,12 @@
           </w:p>
         </w:tc>
         <w:tc>
-          <w:tcPr/>
+          <w:tcPr>
+            <w:tcBorders>
+              <w:bottom w:val="single"/>
+            </w:tcBorders>
+            <w:vAlign w:val="bottom"/>
+          </w:tcPr>
           <w:p>
             <w:pPr>
               <w:pStyle w:val="Compact"/>
@@ -1582,7 +1676,12 @@
           </w:p>
         </w:tc>
         <w:tc>
-          <w:tcPr/>
+          <w:tcPr>
+            <w:tcBorders>
+              <w:bottom w:val="single"/>
+            </w:tcBorders>
+            <w:vAlign w:val="bottom"/>
+          </w:tcPr>
           <w:p>
             <w:pPr>
               <w:pStyle w:val="Compact"/>
@@ -1594,7 +1693,12 @@
           </w:p>
         </w:tc>
         <w:tc>
-          <w:tcPr/>
+          <w:tcPr>
+            <w:tcBorders>
+              <w:bottom w:val="single"/>
+            </w:tcBorders>
+            <w:vAlign w:val="bottom"/>
+          </w:tcPr>
           <w:p>
             <w:pPr>
               <w:pStyle w:val="Compact"/>
@@ -1606,7 +1710,12 @@
           </w:p>
         </w:tc>
         <w:tc>
-          <w:tcPr/>
+          <w:tcPr>
+            <w:tcBorders>
+              <w:bottom w:val="single"/>
+            </w:tcBorders>
+            <w:vAlign w:val="bottom"/>
+          </w:tcPr>
           <w:p>
             <w:pPr>
               <w:pStyle w:val="Compact"/>
@@ -1620,7 +1729,6 @@
       </w:tr>
       <w:tr>
         <w:tc>
-          <w:tcPr/>
           <w:p>
             <w:pPr>
               <w:pStyle w:val="Compact"/>
@@ -1632,7 +1740,6 @@
           </w:p>
         </w:tc>
         <w:tc>
-          <w:tcPr/>
           <w:p>
             <w:pPr>
               <w:pStyle w:val="Compact"/>
@@ -1644,7 +1751,6 @@
           </w:p>
         </w:tc>
         <w:tc>
-          <w:tcPr/>
           <w:p>
             <w:pPr>
               <w:pStyle w:val="Compact"/>
@@ -1656,7 +1762,6 @@
           </w:p>
         </w:tc>
         <w:tc>
-          <w:tcPr/>
           <w:p>
             <w:pPr>
               <w:pStyle w:val="Compact"/>
@@ -1668,7 +1773,6 @@
           </w:p>
         </w:tc>
         <w:tc>
-          <w:tcPr/>
           <w:p>
             <w:pPr>
               <w:pStyle w:val="Compact"/>
@@ -1680,7 +1784,6 @@
           </w:p>
         </w:tc>
         <w:tc>
-          <w:tcPr/>
           <w:p>
             <w:pPr>
               <w:pStyle w:val="Compact"/>
@@ -1693,15 +1796,15 @@
         </w:tc>
       </w:tr>
     </w:tbl>
-    <w:bookmarkEnd w:id="26"/>
-    <w:bookmarkStart w:id="27" w:name="a6---embedded-systems-soc-integration"/>
     <w:p>
       <w:pPr>
         <w:pStyle w:val="Heading2"/>
       </w:pPr>
+      <w:bookmarkStart w:id="28" w:name="a6---embedded-systems-soc-integration"/>
       <w:r>
         <w:t xml:space="preserve">A6 - Embedded Systems &amp; SoC Integration</w:t>
       </w:r>
+      <w:bookmarkEnd w:id="28"/>
     </w:p>
     <w:p>
       <w:pPr>
@@ -1709,7 +1812,6 @@
       </w:pPr>
       <w:r>
         <w:rPr>
-          <w:bCs/>
           <w:b/>
         </w:rPr>
         <w:t xml:space="preserve">Mục tiêu:</w:t>
@@ -1727,7 +1829,6 @@
       </w:pPr>
       <w:r>
         <w:rPr>
-          <w:bCs/>
           <w:b/>
         </w:rPr>
         <w:t xml:space="preserve">Điều kiện nền:</w:t>
@@ -1745,7 +1846,6 @@
       </w:pPr>
       <w:r>
         <w:rPr>
-          <w:bCs/>
           <w:b/>
         </w:rPr>
         <w:t xml:space="preserve">Công cụ gợi ý:</w:t>
@@ -1760,9 +1860,8 @@
     <w:tbl>
       <w:tblPr>
         <w:tblStyle w:val="Table"/>
-        <w:tblW w:type="pct" w:w="5000"/>
-        <w:tblLook w:firstRow="1" w:lastRow="0" w:firstColumn="0" w:lastColumn="0" w:noHBand="0" w:noVBand="0" w:val="0020"/>
-        <w:jc w:val="start"/>
+        <w:tblW w:type="pct" w:w="4999.999999999999"/>
+        <w:tblLook w:firstRow="1"/>
       </w:tblPr>
       <w:tblGrid>
         <w:gridCol w:w="1320"/>
@@ -1774,10 +1873,15 @@
       </w:tblGrid>
       <w:tr>
         <w:trPr>
-          <w:tblHeader w:val="true"/>
+          <w:cnfStyle w:firstRow="1"/>
         </w:trPr>
         <w:tc>
-          <w:tcPr/>
+          <w:tcPr>
+            <w:tcBorders>
+              <w:bottom w:val="single"/>
+            </w:tcBorders>
+            <w:vAlign w:val="bottom"/>
+          </w:tcPr>
           <w:p>
             <w:pPr>
               <w:pStyle w:val="Compact"/>
@@ -1789,7 +1893,12 @@
           </w:p>
         </w:tc>
         <w:tc>
-          <w:tcPr/>
+          <w:tcPr>
+            <w:tcBorders>
+              <w:bottom w:val="single"/>
+            </w:tcBorders>
+            <w:vAlign w:val="bottom"/>
+          </w:tcPr>
           <w:p>
             <w:pPr>
               <w:pStyle w:val="Compact"/>
@@ -1801,7 +1910,12 @@
           </w:p>
         </w:tc>
         <w:tc>
-          <w:tcPr/>
+          <w:tcPr>
+            <w:tcBorders>
+              <w:bottom w:val="single"/>
+            </w:tcBorders>
+            <w:vAlign w:val="bottom"/>
+          </w:tcPr>
           <w:p>
             <w:pPr>
               <w:pStyle w:val="Compact"/>
@@ -1813,7 +1927,12 @@
           </w:p>
         </w:tc>
         <w:tc>
-          <w:tcPr/>
+          <w:tcPr>
+            <w:tcBorders>
+              <w:bottom w:val="single"/>
+            </w:tcBorders>
+            <w:vAlign w:val="bottom"/>
+          </w:tcPr>
           <w:p>
             <w:pPr>
               <w:pStyle w:val="Compact"/>
@@ -1825,7 +1944,12 @@
           </w:p>
         </w:tc>
         <w:tc>
-          <w:tcPr/>
+          <w:tcPr>
+            <w:tcBorders>
+              <w:bottom w:val="single"/>
+            </w:tcBorders>
+            <w:vAlign w:val="bottom"/>
+          </w:tcPr>
           <w:p>
             <w:pPr>
               <w:pStyle w:val="Compact"/>
@@ -1837,7 +1961,12 @@
           </w:p>
         </w:tc>
         <w:tc>
-          <w:tcPr/>
+          <w:tcPr>
+            <w:tcBorders>
+              <w:bottom w:val="single"/>
+            </w:tcBorders>
+            <w:vAlign w:val="bottom"/>
+          </w:tcPr>
           <w:p>
             <w:pPr>
               <w:pStyle w:val="Compact"/>
@@ -1851,7 +1980,6 @@
       </w:tr>
       <w:tr>
         <w:tc>
-          <w:tcPr/>
           <w:p>
             <w:pPr>
               <w:pStyle w:val="Compact"/>
@@ -1863,7 +1991,6 @@
           </w:p>
         </w:tc>
         <w:tc>
-          <w:tcPr/>
           <w:p>
             <w:pPr>
               <w:pStyle w:val="Compact"/>
@@ -1875,7 +2002,6 @@
           </w:p>
         </w:tc>
         <w:tc>
-          <w:tcPr/>
           <w:p>
             <w:pPr>
               <w:pStyle w:val="Compact"/>
@@ -1887,7 +2013,6 @@
           </w:p>
         </w:tc>
         <w:tc>
-          <w:tcPr/>
           <w:p>
             <w:pPr>
               <w:pStyle w:val="Compact"/>
@@ -1899,7 +2024,6 @@
           </w:p>
         </w:tc>
         <w:tc>
-          <w:tcPr/>
           <w:p>
             <w:pPr>
               <w:pStyle w:val="Compact"/>
@@ -1911,7 +2035,6 @@
           </w:p>
         </w:tc>
         <w:tc>
-          <w:tcPr/>
           <w:p>
             <w:pPr>
               <w:pStyle w:val="Compact"/>
@@ -1924,15 +2047,15 @@
         </w:tc>
       </w:tr>
     </w:tbl>
-    <w:bookmarkEnd w:id="27"/>
-    <w:bookmarkStart w:id="28" w:name="a7---iot-systems-edge-intelligence"/>
     <w:p>
       <w:pPr>
         <w:pStyle w:val="Heading2"/>
       </w:pPr>
+      <w:bookmarkStart w:id="29" w:name="a7---iot-systems-edge-intelligence"/>
       <w:r>
         <w:t xml:space="preserve">A7 - IoT Systems &amp; Edge Intelligence</w:t>
       </w:r>
+      <w:bookmarkEnd w:id="29"/>
     </w:p>
     <w:p>
       <w:pPr>
@@ -1940,7 +2063,6 @@
       </w:pPr>
       <w:r>
         <w:rPr>
-          <w:bCs/>
           <w:b/>
         </w:rPr>
         <w:t xml:space="preserve">Mục tiêu:</w:t>
@@ -1958,7 +2080,6 @@
       </w:pPr>
       <w:r>
         <w:rPr>
-          <w:bCs/>
           <w:b/>
         </w:rPr>
         <w:t xml:space="preserve">Điều kiện nền:</w:t>
@@ -1976,7 +2097,6 @@
       </w:pPr>
       <w:r>
         <w:rPr>
-          <w:bCs/>
           <w:b/>
         </w:rPr>
         <w:t xml:space="preserve">Công cụ gợi ý:</w:t>
@@ -1991,9 +2111,8 @@
     <w:tbl>
       <w:tblPr>
         <w:tblStyle w:val="Table"/>
-        <w:tblW w:type="pct" w:w="5000"/>
-        <w:tblLook w:firstRow="1" w:lastRow="0" w:firstColumn="0" w:lastColumn="0" w:noHBand="0" w:noVBand="0" w:val="0020"/>
-        <w:jc w:val="start"/>
+        <w:tblW w:type="pct" w:w="4999.999999999999"/>
+        <w:tblLook w:firstRow="1"/>
       </w:tblPr>
       <w:tblGrid>
         <w:gridCol w:w="1320"/>
@@ -2005,10 +2124,15 @@
       </w:tblGrid>
       <w:tr>
         <w:trPr>
-          <w:tblHeader w:val="true"/>
+          <w:cnfStyle w:firstRow="1"/>
         </w:trPr>
         <w:tc>
-          <w:tcPr/>
+          <w:tcPr>
+            <w:tcBorders>
+              <w:bottom w:val="single"/>
+            </w:tcBorders>
+            <w:vAlign w:val="bottom"/>
+          </w:tcPr>
           <w:p>
             <w:pPr>
               <w:pStyle w:val="Compact"/>
@@ -2020,7 +2144,12 @@
           </w:p>
         </w:tc>
         <w:tc>
-          <w:tcPr/>
+          <w:tcPr>
+            <w:tcBorders>
+              <w:bottom w:val="single"/>
+            </w:tcBorders>
+            <w:vAlign w:val="bottom"/>
+          </w:tcPr>
           <w:p>
             <w:pPr>
               <w:pStyle w:val="Compact"/>
@@ -2032,7 +2161,12 @@
           </w:p>
         </w:tc>
         <w:tc>
-          <w:tcPr/>
+          <w:tcPr>
+            <w:tcBorders>
+              <w:bottom w:val="single"/>
+            </w:tcBorders>
+            <w:vAlign w:val="bottom"/>
+          </w:tcPr>
           <w:p>
             <w:pPr>
               <w:pStyle w:val="Compact"/>
@@ -2044,7 +2178,12 @@
           </w:p>
         </w:tc>
         <w:tc>
-          <w:tcPr/>
+          <w:tcPr>
+            <w:tcBorders>
+              <w:bottom w:val="single"/>
+            </w:tcBorders>
+            <w:vAlign w:val="bottom"/>
+          </w:tcPr>
           <w:p>
             <w:pPr>
               <w:pStyle w:val="Compact"/>
@@ -2056,7 +2195,12 @@
           </w:p>
         </w:tc>
         <w:tc>
-          <w:tcPr/>
+          <w:tcPr>
+            <w:tcBorders>
+              <w:bottom w:val="single"/>
+            </w:tcBorders>
+            <w:vAlign w:val="bottom"/>
+          </w:tcPr>
           <w:p>
             <w:pPr>
               <w:pStyle w:val="Compact"/>
@@ -2068,7 +2212,12 @@
           </w:p>
         </w:tc>
         <w:tc>
-          <w:tcPr/>
+          <w:tcPr>
+            <w:tcBorders>
+              <w:bottom w:val="single"/>
+            </w:tcBorders>
+            <w:vAlign w:val="bottom"/>
+          </w:tcPr>
           <w:p>
             <w:pPr>
               <w:pStyle w:val="Compact"/>
@@ -2082,7 +2231,6 @@
       </w:tr>
       <w:tr>
         <w:tc>
-          <w:tcPr/>
           <w:p>
             <w:pPr>
               <w:pStyle w:val="Compact"/>
@@ -2094,7 +2242,6 @@
           </w:p>
         </w:tc>
         <w:tc>
-          <w:tcPr/>
           <w:p>
             <w:pPr>
               <w:pStyle w:val="Compact"/>
@@ -2106,7 +2253,6 @@
           </w:p>
         </w:tc>
         <w:tc>
-          <w:tcPr/>
           <w:p>
             <w:pPr>
               <w:pStyle w:val="Compact"/>
@@ -2118,7 +2264,6 @@
           </w:p>
         </w:tc>
         <w:tc>
-          <w:tcPr/>
           <w:p>
             <w:pPr>
               <w:pStyle w:val="Compact"/>
@@ -2130,7 +2275,6 @@
           </w:p>
         </w:tc>
         <w:tc>
-          <w:tcPr/>
           <w:p>
             <w:pPr>
               <w:pStyle w:val="Compact"/>
@@ -2142,7 +2286,6 @@
           </w:p>
         </w:tc>
         <w:tc>
-          <w:tcPr/>
           <w:p>
             <w:pPr>
               <w:pStyle w:val="Compact"/>
@@ -2155,15 +2298,15 @@
         </w:tc>
       </w:tr>
     </w:tbl>
-    <w:bookmarkEnd w:id="28"/>
-    <w:bookmarkStart w:id="29" w:name="X7c0473348600bb6a6b68f5bef3d3b546014760c"/>
     <w:p>
       <w:pPr>
         <w:pStyle w:val="Heading2"/>
       </w:pPr>
+      <w:bookmarkStart w:id="30" w:name="X7c0473348600bb6a6b68f5bef3d3b546014760c"/>
       <w:r>
         <w:t xml:space="preserve">B0 - Polar Fundamentals &amp; Software Baseline</w:t>
       </w:r>
+      <w:bookmarkEnd w:id="30"/>
     </w:p>
     <w:p>
       <w:pPr>
@@ -2171,7 +2314,6 @@
       </w:pPr>
       <w:r>
         <w:rPr>
-          <w:bCs/>
           <w:b/>
         </w:rPr>
         <w:t xml:space="preserve">Mục tiêu:</w:t>
@@ -2189,7 +2331,6 @@
       </w:pPr>
       <w:r>
         <w:rPr>
-          <w:bCs/>
           <w:b/>
         </w:rPr>
         <w:t xml:space="preserve">Điều kiện nền:</w:t>
@@ -2207,7 +2348,6 @@
       </w:pPr>
       <w:r>
         <w:rPr>
-          <w:bCs/>
           <w:b/>
         </w:rPr>
         <w:t xml:space="preserve">Công cụ gợi ý:</w:t>
@@ -2222,9 +2362,8 @@
     <w:tbl>
       <w:tblPr>
         <w:tblStyle w:val="Table"/>
-        <w:tblW w:type="pct" w:w="5000"/>
-        <w:tblLook w:firstRow="1" w:lastRow="0" w:firstColumn="0" w:lastColumn="0" w:noHBand="0" w:noVBand="0" w:val="0020"/>
-        <w:jc w:val="start"/>
+        <w:tblW w:type="pct" w:w="4999.999999999999"/>
+        <w:tblLook w:firstRow="1"/>
       </w:tblPr>
       <w:tblGrid>
         <w:gridCol w:w="1320"/>
@@ -2236,10 +2375,15 @@
       </w:tblGrid>
       <w:tr>
         <w:trPr>
-          <w:tblHeader w:val="true"/>
+          <w:cnfStyle w:firstRow="1"/>
         </w:trPr>
         <w:tc>
-          <w:tcPr/>
+          <w:tcPr>
+            <w:tcBorders>
+              <w:bottom w:val="single"/>
+            </w:tcBorders>
+            <w:vAlign w:val="bottom"/>
+          </w:tcPr>
           <w:p>
             <w:pPr>
               <w:pStyle w:val="Compact"/>
@@ -2251,7 +2395,12 @@
           </w:p>
         </w:tc>
         <w:tc>
-          <w:tcPr/>
+          <w:tcPr>
+            <w:tcBorders>
+              <w:bottom w:val="single"/>
+            </w:tcBorders>
+            <w:vAlign w:val="bottom"/>
+          </w:tcPr>
           <w:p>
             <w:pPr>
               <w:pStyle w:val="Compact"/>
@@ -2263,7 +2412,12 @@
           </w:p>
         </w:tc>
         <w:tc>
-          <w:tcPr/>
+          <w:tcPr>
+            <w:tcBorders>
+              <w:bottom w:val="single"/>
+            </w:tcBorders>
+            <w:vAlign w:val="bottom"/>
+          </w:tcPr>
           <w:p>
             <w:pPr>
               <w:pStyle w:val="Compact"/>
@@ -2275,7 +2429,12 @@
           </w:p>
         </w:tc>
         <w:tc>
-          <w:tcPr/>
+          <w:tcPr>
+            <w:tcBorders>
+              <w:bottom w:val="single"/>
+            </w:tcBorders>
+            <w:vAlign w:val="bottom"/>
+          </w:tcPr>
           <w:p>
             <w:pPr>
               <w:pStyle w:val="Compact"/>
@@ -2287,7 +2446,12 @@
           </w:p>
         </w:tc>
         <w:tc>
-          <w:tcPr/>
+          <w:tcPr>
+            <w:tcBorders>
+              <w:bottom w:val="single"/>
+            </w:tcBorders>
+            <w:vAlign w:val="bottom"/>
+          </w:tcPr>
           <w:p>
             <w:pPr>
               <w:pStyle w:val="Compact"/>
@@ -2299,7 +2463,12 @@
           </w:p>
         </w:tc>
         <w:tc>
-          <w:tcPr/>
+          <w:tcPr>
+            <w:tcBorders>
+              <w:bottom w:val="single"/>
+            </w:tcBorders>
+            <w:vAlign w:val="bottom"/>
+          </w:tcPr>
           <w:p>
             <w:pPr>
               <w:pStyle w:val="Compact"/>
@@ -2313,7 +2482,6 @@
       </w:tr>
       <w:tr>
         <w:tc>
-          <w:tcPr/>
           <w:p>
             <w:pPr>
               <w:pStyle w:val="Compact"/>
@@ -2325,7 +2493,6 @@
           </w:p>
         </w:tc>
         <w:tc>
-          <w:tcPr/>
           <w:p>
             <w:pPr>
               <w:pStyle w:val="Compact"/>
@@ -2337,7 +2504,6 @@
           </w:p>
         </w:tc>
         <w:tc>
-          <w:tcPr/>
           <w:p>
             <w:pPr>
               <w:pStyle w:val="Compact"/>
@@ -2349,7 +2515,6 @@
           </w:p>
         </w:tc>
         <w:tc>
-          <w:tcPr/>
           <w:p>
             <w:pPr>
               <w:pStyle w:val="Compact"/>
@@ -2361,7 +2526,6 @@
           </w:p>
         </w:tc>
         <w:tc>
-          <w:tcPr/>
           <w:p>
             <w:pPr>
               <w:pStyle w:val="Compact"/>
@@ -2373,7 +2537,6 @@
           </w:p>
         </w:tc>
         <w:tc>
-          <w:tcPr/>
           <w:p>
             <w:pPr>
               <w:pStyle w:val="Compact"/>
@@ -2386,15 +2549,15 @@
         </w:tc>
       </w:tr>
     </w:tbl>
-    <w:bookmarkEnd w:id="29"/>
-    <w:bookmarkStart w:id="30" w:name="b1---polar-hardware-building-blocks"/>
     <w:p>
       <w:pPr>
         <w:pStyle w:val="Heading2"/>
       </w:pPr>
+      <w:bookmarkStart w:id="31" w:name="b1---polar-hardware-building-blocks"/>
       <w:r>
         <w:t xml:space="preserve">B1 - Polar Hardware Building Blocks</w:t>
       </w:r>
+      <w:bookmarkEnd w:id="31"/>
     </w:p>
     <w:p>
       <w:pPr>
@@ -2402,7 +2565,6 @@
       </w:pPr>
       <w:r>
         <w:rPr>
-          <w:bCs/>
           <w:b/>
         </w:rPr>
         <w:t xml:space="preserve">Mục tiêu:</w:t>
@@ -2420,7 +2582,6 @@
       </w:pPr>
       <w:r>
         <w:rPr>
-          <w:bCs/>
           <w:b/>
         </w:rPr>
         <w:t xml:space="preserve">Điều kiện nền:</w:t>
@@ -2438,7 +2599,6 @@
       </w:pPr>
       <w:r>
         <w:rPr>
-          <w:bCs/>
           <w:b/>
         </w:rPr>
         <w:t xml:space="preserve">Công cụ gợi ý:</w:t>
@@ -2453,9 +2613,8 @@
     <w:tbl>
       <w:tblPr>
         <w:tblStyle w:val="Table"/>
-        <w:tblW w:type="pct" w:w="5000"/>
-        <w:tblLook w:firstRow="1" w:lastRow="0" w:firstColumn="0" w:lastColumn="0" w:noHBand="0" w:noVBand="0" w:val="0020"/>
-        <w:jc w:val="start"/>
+        <w:tblW w:type="pct" w:w="4999.999999999999"/>
+        <w:tblLook w:firstRow="1"/>
       </w:tblPr>
       <w:tblGrid>
         <w:gridCol w:w="1320"/>
@@ -2467,10 +2626,15 @@
       </w:tblGrid>
       <w:tr>
         <w:trPr>
-          <w:tblHeader w:val="true"/>
+          <w:cnfStyle w:firstRow="1"/>
         </w:trPr>
         <w:tc>
-          <w:tcPr/>
+          <w:tcPr>
+            <w:tcBorders>
+              <w:bottom w:val="single"/>
+            </w:tcBorders>
+            <w:vAlign w:val="bottom"/>
+          </w:tcPr>
           <w:p>
             <w:pPr>
               <w:pStyle w:val="Compact"/>
@@ -2482,7 +2646,12 @@
           </w:p>
         </w:tc>
         <w:tc>
-          <w:tcPr/>
+          <w:tcPr>
+            <w:tcBorders>
+              <w:bottom w:val="single"/>
+            </w:tcBorders>
+            <w:vAlign w:val="bottom"/>
+          </w:tcPr>
           <w:p>
             <w:pPr>
               <w:pStyle w:val="Compact"/>
@@ -2494,7 +2663,12 @@
           </w:p>
         </w:tc>
         <w:tc>
-          <w:tcPr/>
+          <w:tcPr>
+            <w:tcBorders>
+              <w:bottom w:val="single"/>
+            </w:tcBorders>
+            <w:vAlign w:val="bottom"/>
+          </w:tcPr>
           <w:p>
             <w:pPr>
               <w:pStyle w:val="Compact"/>
@@ -2506,7 +2680,12 @@
           </w:p>
         </w:tc>
         <w:tc>
-          <w:tcPr/>
+          <w:tcPr>
+            <w:tcBorders>
+              <w:bottom w:val="single"/>
+            </w:tcBorders>
+            <w:vAlign w:val="bottom"/>
+          </w:tcPr>
           <w:p>
             <w:pPr>
               <w:pStyle w:val="Compact"/>
@@ -2518,7 +2697,12 @@
           </w:p>
         </w:tc>
         <w:tc>
-          <w:tcPr/>
+          <w:tcPr>
+            <w:tcBorders>
+              <w:bottom w:val="single"/>
+            </w:tcBorders>
+            <w:vAlign w:val="bottom"/>
+          </w:tcPr>
           <w:p>
             <w:pPr>
               <w:pStyle w:val="Compact"/>
@@ -2530,7 +2714,12 @@
           </w:p>
         </w:tc>
         <w:tc>
-          <w:tcPr/>
+          <w:tcPr>
+            <w:tcBorders>
+              <w:bottom w:val="single"/>
+            </w:tcBorders>
+            <w:vAlign w:val="bottom"/>
+          </w:tcPr>
           <w:p>
             <w:pPr>
               <w:pStyle w:val="Compact"/>
@@ -2544,7 +2733,6 @@
       </w:tr>
       <w:tr>
         <w:tc>
-          <w:tcPr/>
           <w:p>
             <w:pPr>
               <w:pStyle w:val="Compact"/>
@@ -2556,7 +2744,6 @@
           </w:p>
         </w:tc>
         <w:tc>
-          <w:tcPr/>
           <w:p>
             <w:pPr>
               <w:pStyle w:val="Compact"/>
@@ -2568,7 +2755,6 @@
           </w:p>
         </w:tc>
         <w:tc>
-          <w:tcPr/>
           <w:p>
             <w:pPr>
               <w:pStyle w:val="Compact"/>
@@ -2580,7 +2766,6 @@
           </w:p>
         </w:tc>
         <w:tc>
-          <w:tcPr/>
           <w:p>
             <w:pPr>
               <w:pStyle w:val="Compact"/>
@@ -2592,7 +2777,6 @@
           </w:p>
         </w:tc>
         <w:tc>
-          <w:tcPr/>
           <w:p>
             <w:pPr>
               <w:pStyle w:val="Compact"/>
@@ -2604,7 +2788,6 @@
           </w:p>
         </w:tc>
         <w:tc>
-          <w:tcPr/>
           <w:p>
             <w:pPr>
               <w:pStyle w:val="Compact"/>
@@ -2617,15 +2800,15 @@
         </w:tc>
       </w:tr>
     </w:tbl>
-    <w:bookmarkEnd w:id="30"/>
-    <w:bookmarkStart w:id="31" w:name="b2---sc-polar-decoder-hardware"/>
     <w:p>
       <w:pPr>
         <w:pStyle w:val="Heading2"/>
       </w:pPr>
+      <w:bookmarkStart w:id="32" w:name="b2---sc-polar-decoder-hardware"/>
       <w:r>
         <w:t xml:space="preserve">B2 - SC Polar Decoder Hardware</w:t>
       </w:r>
+      <w:bookmarkEnd w:id="32"/>
     </w:p>
     <w:p>
       <w:pPr>
@@ -2633,7 +2816,6 @@
       </w:pPr>
       <w:r>
         <w:rPr>
-          <w:bCs/>
           <w:b/>
         </w:rPr>
         <w:t xml:space="preserve">Mục tiêu:</w:t>
@@ -2651,7 +2833,6 @@
       </w:pPr>
       <w:r>
         <w:rPr>
-          <w:bCs/>
           <w:b/>
         </w:rPr>
         <w:t xml:space="preserve">Điều kiện nền:</w:t>
@@ -2669,7 +2850,6 @@
       </w:pPr>
       <w:r>
         <w:rPr>
-          <w:bCs/>
           <w:b/>
         </w:rPr>
         <w:t xml:space="preserve">Công cụ gợi ý:</w:t>
@@ -2684,9 +2864,8 @@
     <w:tbl>
       <w:tblPr>
         <w:tblStyle w:val="Table"/>
-        <w:tblW w:type="pct" w:w="5000"/>
-        <w:tblLook w:firstRow="1" w:lastRow="0" w:firstColumn="0" w:lastColumn="0" w:noHBand="0" w:noVBand="0" w:val="0020"/>
-        <w:jc w:val="start"/>
+        <w:tblW w:type="pct" w:w="4999.999999999999"/>
+        <w:tblLook w:firstRow="1"/>
       </w:tblPr>
       <w:tblGrid>
         <w:gridCol w:w="1320"/>
@@ -2698,10 +2877,15 @@
       </w:tblGrid>
       <w:tr>
         <w:trPr>
-          <w:tblHeader w:val="true"/>
+          <w:cnfStyle w:firstRow="1"/>
         </w:trPr>
         <w:tc>
-          <w:tcPr/>
+          <w:tcPr>
+            <w:tcBorders>
+              <w:bottom w:val="single"/>
+            </w:tcBorders>
+            <w:vAlign w:val="bottom"/>
+          </w:tcPr>
           <w:p>
             <w:pPr>
               <w:pStyle w:val="Compact"/>
@@ -2713,7 +2897,12 @@
           </w:p>
         </w:tc>
         <w:tc>
-          <w:tcPr/>
+          <w:tcPr>
+            <w:tcBorders>
+              <w:bottom w:val="single"/>
+            </w:tcBorders>
+            <w:vAlign w:val="bottom"/>
+          </w:tcPr>
           <w:p>
             <w:pPr>
               <w:pStyle w:val="Compact"/>
@@ -2725,7 +2914,12 @@
           </w:p>
         </w:tc>
         <w:tc>
-          <w:tcPr/>
+          <w:tcPr>
+            <w:tcBorders>
+              <w:bottom w:val="single"/>
+            </w:tcBorders>
+            <w:vAlign w:val="bottom"/>
+          </w:tcPr>
           <w:p>
             <w:pPr>
               <w:pStyle w:val="Compact"/>
@@ -2737,7 +2931,12 @@
           </w:p>
         </w:tc>
         <w:tc>
-          <w:tcPr/>
+          <w:tcPr>
+            <w:tcBorders>
+              <w:bottom w:val="single"/>
+            </w:tcBorders>
+            <w:vAlign w:val="bottom"/>
+          </w:tcPr>
           <w:p>
             <w:pPr>
               <w:pStyle w:val="Compact"/>
@@ -2749,7 +2948,12 @@
           </w:p>
         </w:tc>
         <w:tc>
-          <w:tcPr/>
+          <w:tcPr>
+            <w:tcBorders>
+              <w:bottom w:val="single"/>
+            </w:tcBorders>
+            <w:vAlign w:val="bottom"/>
+          </w:tcPr>
           <w:p>
             <w:pPr>
               <w:pStyle w:val="Compact"/>
@@ -2761,7 +2965,12 @@
           </w:p>
         </w:tc>
         <w:tc>
-          <w:tcPr/>
+          <w:tcPr>
+            <w:tcBorders>
+              <w:bottom w:val="single"/>
+            </w:tcBorders>
+            <w:vAlign w:val="bottom"/>
+          </w:tcPr>
           <w:p>
             <w:pPr>
               <w:pStyle w:val="Compact"/>
@@ -2775,7 +2984,6 @@
       </w:tr>
       <w:tr>
         <w:tc>
-          <w:tcPr/>
           <w:p>
             <w:pPr>
               <w:pStyle w:val="Compact"/>
@@ -2787,7 +2995,6 @@
           </w:p>
         </w:tc>
         <w:tc>
-          <w:tcPr/>
           <w:p>
             <w:pPr>
               <w:pStyle w:val="Compact"/>
@@ -2799,7 +3006,6 @@
           </w:p>
         </w:tc>
         <w:tc>
-          <w:tcPr/>
           <w:p>
             <w:pPr>
               <w:pStyle w:val="Compact"/>
@@ -2811,7 +3017,6 @@
           </w:p>
         </w:tc>
         <w:tc>
-          <w:tcPr/>
           <w:p>
             <w:pPr>
               <w:pStyle w:val="Compact"/>
@@ -2823,7 +3028,6 @@
           </w:p>
         </w:tc>
         <w:tc>
-          <w:tcPr/>
           <w:p>
             <w:pPr>
               <w:pStyle w:val="Compact"/>
@@ -2835,7 +3039,6 @@
           </w:p>
         </w:tc>
         <w:tc>
-          <w:tcPr/>
           <w:p>
             <w:pPr>
               <w:pStyle w:val="Compact"/>
@@ -2848,15 +3051,15 @@
         </w:tc>
       </w:tr>
     </w:tbl>
-    <w:bookmarkEnd w:id="31"/>
-    <w:bookmarkStart w:id="32" w:name="X009adb36c1cafc56f93d232e8a5698fbe73765c"/>
     <w:p>
       <w:pPr>
         <w:pStyle w:val="Heading2"/>
       </w:pPr>
+      <w:bookmarkStart w:id="33" w:name="X009adb36c1cafc56f93d232e8a5698fbe73765c"/>
       <w:r>
         <w:t xml:space="preserve">B3 - Hardware-Aware Quantization &amp; Optimization</w:t>
       </w:r>
+      <w:bookmarkEnd w:id="33"/>
     </w:p>
     <w:p>
       <w:pPr>
@@ -2864,7 +3067,6 @@
       </w:pPr>
       <w:r>
         <w:rPr>
-          <w:bCs/>
           <w:b/>
         </w:rPr>
         <w:t xml:space="preserve">Mục tiêu:</w:t>
@@ -2882,7 +3084,6 @@
       </w:pPr>
       <w:r>
         <w:rPr>
-          <w:bCs/>
           <w:b/>
         </w:rPr>
         <w:t xml:space="preserve">Điều kiện nền:</w:t>
@@ -2900,7 +3101,6 @@
       </w:pPr>
       <w:r>
         <w:rPr>
-          <w:bCs/>
           <w:b/>
         </w:rPr>
         <w:t xml:space="preserve">Công cụ gợi ý:</w:t>
@@ -2915,9 +3115,8 @@
     <w:tbl>
       <w:tblPr>
         <w:tblStyle w:val="Table"/>
-        <w:tblW w:type="pct" w:w="5000"/>
-        <w:tblLook w:firstRow="1" w:lastRow="0" w:firstColumn="0" w:lastColumn="0" w:noHBand="0" w:noVBand="0" w:val="0020"/>
-        <w:jc w:val="start"/>
+        <w:tblW w:type="pct" w:w="4999.999999999999"/>
+        <w:tblLook w:firstRow="1"/>
       </w:tblPr>
       <w:tblGrid>
         <w:gridCol w:w="1320"/>
@@ -2929,10 +3128,15 @@
       </w:tblGrid>
       <w:tr>
         <w:trPr>
-          <w:tblHeader w:val="true"/>
+          <w:cnfStyle w:firstRow="1"/>
         </w:trPr>
         <w:tc>
-          <w:tcPr/>
+          <w:tcPr>
+            <w:tcBorders>
+              <w:bottom w:val="single"/>
+            </w:tcBorders>
+            <w:vAlign w:val="bottom"/>
+          </w:tcPr>
           <w:p>
             <w:pPr>
               <w:pStyle w:val="Compact"/>
@@ -2944,7 +3148,12 @@
           </w:p>
         </w:tc>
         <w:tc>
-          <w:tcPr/>
+          <w:tcPr>
+            <w:tcBorders>
+              <w:bottom w:val="single"/>
+            </w:tcBorders>
+            <w:vAlign w:val="bottom"/>
+          </w:tcPr>
           <w:p>
             <w:pPr>
               <w:pStyle w:val="Compact"/>
@@ -2956,7 +3165,12 @@
           </w:p>
         </w:tc>
         <w:tc>
-          <w:tcPr/>
+          <w:tcPr>
+            <w:tcBorders>
+              <w:bottom w:val="single"/>
+            </w:tcBorders>
+            <w:vAlign w:val="bottom"/>
+          </w:tcPr>
           <w:p>
             <w:pPr>
               <w:pStyle w:val="Compact"/>
@@ -2968,7 +3182,12 @@
           </w:p>
         </w:tc>
         <w:tc>
-          <w:tcPr/>
+          <w:tcPr>
+            <w:tcBorders>
+              <w:bottom w:val="single"/>
+            </w:tcBorders>
+            <w:vAlign w:val="bottom"/>
+          </w:tcPr>
           <w:p>
             <w:pPr>
               <w:pStyle w:val="Compact"/>
@@ -2980,7 +3199,12 @@
           </w:p>
         </w:tc>
         <w:tc>
-          <w:tcPr/>
+          <w:tcPr>
+            <w:tcBorders>
+              <w:bottom w:val="single"/>
+            </w:tcBorders>
+            <w:vAlign w:val="bottom"/>
+          </w:tcPr>
           <w:p>
             <w:pPr>
               <w:pStyle w:val="Compact"/>
@@ -2992,7 +3216,12 @@
           </w:p>
         </w:tc>
         <w:tc>
-          <w:tcPr/>
+          <w:tcPr>
+            <w:tcBorders>
+              <w:bottom w:val="single"/>
+            </w:tcBorders>
+            <w:vAlign w:val="bottom"/>
+          </w:tcPr>
           <w:p>
             <w:pPr>
               <w:pStyle w:val="Compact"/>
@@ -3006,7 +3235,6 @@
       </w:tr>
       <w:tr>
         <w:tc>
-          <w:tcPr/>
           <w:p>
             <w:pPr>
               <w:pStyle w:val="Compact"/>
@@ -3018,7 +3246,6 @@
           </w:p>
         </w:tc>
         <w:tc>
-          <w:tcPr/>
           <w:p>
             <w:pPr>
               <w:pStyle w:val="Compact"/>
@@ -3030,7 +3257,6 @@
           </w:p>
         </w:tc>
         <w:tc>
-          <w:tcPr/>
           <w:p>
             <w:pPr>
               <w:pStyle w:val="Compact"/>
@@ -3042,7 +3268,6 @@
           </w:p>
         </w:tc>
         <w:tc>
-          <w:tcPr/>
           <w:p>
             <w:pPr>
               <w:pStyle w:val="Compact"/>
@@ -3054,7 +3279,6 @@
           </w:p>
         </w:tc>
         <w:tc>
-          <w:tcPr/>
           <w:p>
             <w:pPr>
               <w:pStyle w:val="Compact"/>
@@ -3066,7 +3290,6 @@
           </w:p>
         </w:tc>
         <w:tc>
-          <w:tcPr/>
           <w:p>
             <w:pPr>
               <w:pStyle w:val="Compact"/>
@@ -3079,15 +3302,15 @@
         </w:tc>
       </w:tr>
     </w:tbl>
-    <w:bookmarkEnd w:id="32"/>
-    <w:bookmarkStart w:id="33" w:name="b4---sc-flip-reliability-aware-decoding"/>
     <w:p>
       <w:pPr>
         <w:pStyle w:val="Heading2"/>
       </w:pPr>
+      <w:bookmarkStart w:id="34" w:name="b4---sc-flip-reliability-aware-decoding"/>
       <w:r>
         <w:t xml:space="preserve">B4 - SC-Flip &amp; Reliability-Aware Decoding</w:t>
       </w:r>
+      <w:bookmarkEnd w:id="34"/>
     </w:p>
     <w:p>
       <w:pPr>
@@ -3095,7 +3318,6 @@
       </w:pPr>
       <w:r>
         <w:rPr>
-          <w:bCs/>
           <w:b/>
         </w:rPr>
         <w:t xml:space="preserve">Mục tiêu:</w:t>
@@ -3113,7 +3335,6 @@
       </w:pPr>
       <w:r>
         <w:rPr>
-          <w:bCs/>
           <w:b/>
         </w:rPr>
         <w:t xml:space="preserve">Điều kiện nền:</w:t>
@@ -3131,7 +3352,6 @@
       </w:pPr>
       <w:r>
         <w:rPr>
-          <w:bCs/>
           <w:b/>
         </w:rPr>
         <w:t xml:space="preserve">Công cụ gợi ý:</w:t>
@@ -3146,9 +3366,8 @@
     <w:tbl>
       <w:tblPr>
         <w:tblStyle w:val="Table"/>
-        <w:tblW w:type="pct" w:w="5000"/>
-        <w:tblLook w:firstRow="1" w:lastRow="0" w:firstColumn="0" w:lastColumn="0" w:noHBand="0" w:noVBand="0" w:val="0020"/>
-        <w:jc w:val="start"/>
+        <w:tblW w:type="pct" w:w="4999.999999999999"/>
+        <w:tblLook w:firstRow="1"/>
       </w:tblPr>
       <w:tblGrid>
         <w:gridCol w:w="1320"/>
@@ -3160,10 +3379,15 @@
       </w:tblGrid>
       <w:tr>
         <w:trPr>
-          <w:tblHeader w:val="true"/>
+          <w:cnfStyle w:firstRow="1"/>
         </w:trPr>
         <w:tc>
-          <w:tcPr/>
+          <w:tcPr>
+            <w:tcBorders>
+              <w:bottom w:val="single"/>
+            </w:tcBorders>
+            <w:vAlign w:val="bottom"/>
+          </w:tcPr>
           <w:p>
             <w:pPr>
               <w:pStyle w:val="Compact"/>
@@ -3175,7 +3399,12 @@
           </w:p>
         </w:tc>
         <w:tc>
-          <w:tcPr/>
+          <w:tcPr>
+            <w:tcBorders>
+              <w:bottom w:val="single"/>
+            </w:tcBorders>
+            <w:vAlign w:val="bottom"/>
+          </w:tcPr>
           <w:p>
             <w:pPr>
               <w:pStyle w:val="Compact"/>
@@ -3187,7 +3416,12 @@
           </w:p>
         </w:tc>
         <w:tc>
-          <w:tcPr/>
+          <w:tcPr>
+            <w:tcBorders>
+              <w:bottom w:val="single"/>
+            </w:tcBorders>
+            <w:vAlign w:val="bottom"/>
+          </w:tcPr>
           <w:p>
             <w:pPr>
               <w:pStyle w:val="Compact"/>
@@ -3199,7 +3433,12 @@
           </w:p>
         </w:tc>
         <w:tc>
-          <w:tcPr/>
+          <w:tcPr>
+            <w:tcBorders>
+              <w:bottom w:val="single"/>
+            </w:tcBorders>
+            <w:vAlign w:val="bottom"/>
+          </w:tcPr>
           <w:p>
             <w:pPr>
               <w:pStyle w:val="Compact"/>
@@ -3211,7 +3450,12 @@
           </w:p>
         </w:tc>
         <w:tc>
-          <w:tcPr/>
+          <w:tcPr>
+            <w:tcBorders>
+              <w:bottom w:val="single"/>
+            </w:tcBorders>
+            <w:vAlign w:val="bottom"/>
+          </w:tcPr>
           <w:p>
             <w:pPr>
               <w:pStyle w:val="Compact"/>
@@ -3223,7 +3467,12 @@
           </w:p>
         </w:tc>
         <w:tc>
-          <w:tcPr/>
+          <w:tcPr>
+            <w:tcBorders>
+              <w:bottom w:val="single"/>
+            </w:tcBorders>
+            <w:vAlign w:val="bottom"/>
+          </w:tcPr>
           <w:p>
             <w:pPr>
               <w:pStyle w:val="Compact"/>
@@ -3237,7 +3486,6 @@
       </w:tr>
       <w:tr>
         <w:tc>
-          <w:tcPr/>
           <w:p>
             <w:pPr>
               <w:pStyle w:val="Compact"/>
@@ -3249,7 +3497,6 @@
           </w:p>
         </w:tc>
         <w:tc>
-          <w:tcPr/>
           <w:p>
             <w:pPr>
               <w:pStyle w:val="Compact"/>
@@ -3261,7 +3508,6 @@
           </w:p>
         </w:tc>
         <w:tc>
-          <w:tcPr/>
           <w:p>
             <w:pPr>
               <w:pStyle w:val="Compact"/>
@@ -3273,7 +3519,6 @@
           </w:p>
         </w:tc>
         <w:tc>
-          <w:tcPr/>
           <w:p>
             <w:pPr>
               <w:pStyle w:val="Compact"/>
@@ -3285,7 +3530,6 @@
           </w:p>
         </w:tc>
         <w:tc>
-          <w:tcPr/>
           <w:p>
             <w:pPr>
               <w:pStyle w:val="Compact"/>
@@ -3297,7 +3541,6 @@
           </w:p>
         </w:tc>
         <w:tc>
-          <w:tcPr/>
           <w:p>
             <w:pPr>
               <w:pStyle w:val="Compact"/>
@@ -3310,15 +3553,15 @@
         </w:tc>
       </w:tr>
     </w:tbl>
-    <w:bookmarkEnd w:id="33"/>
-    <w:bookmarkStart w:id="34" w:name="b5---adaptive-polar-decoding"/>
     <w:p>
       <w:pPr>
         <w:pStyle w:val="Heading2"/>
       </w:pPr>
+      <w:bookmarkStart w:id="35" w:name="b5---adaptive-polar-decoding"/>
       <w:r>
         <w:t xml:space="preserve">B5 - Adaptive Polar Decoding</w:t>
       </w:r>
+      <w:bookmarkEnd w:id="35"/>
     </w:p>
     <w:p>
       <w:pPr>
@@ -3326,7 +3569,6 @@
       </w:pPr>
       <w:r>
         <w:rPr>
-          <w:bCs/>
           <w:b/>
         </w:rPr>
         <w:t xml:space="preserve">Mục tiêu:</w:t>
@@ -3344,7 +3586,6 @@
       </w:pPr>
       <w:r>
         <w:rPr>
-          <w:bCs/>
           <w:b/>
         </w:rPr>
         <w:t xml:space="preserve">Điều kiện nền:</w:t>
@@ -3362,7 +3603,6 @@
       </w:pPr>
       <w:r>
         <w:rPr>
-          <w:bCs/>
           <w:b/>
         </w:rPr>
         <w:t xml:space="preserve">Công cụ gợi ý:</w:t>
@@ -3377,9 +3617,8 @@
     <w:tbl>
       <w:tblPr>
         <w:tblStyle w:val="Table"/>
-        <w:tblW w:type="pct" w:w="5000"/>
-        <w:tblLook w:firstRow="1" w:lastRow="0" w:firstColumn="0" w:lastColumn="0" w:noHBand="0" w:noVBand="0" w:val="0020"/>
-        <w:jc w:val="start"/>
+        <w:tblW w:type="pct" w:w="4999.999999999999"/>
+        <w:tblLook w:firstRow="1"/>
       </w:tblPr>
       <w:tblGrid>
         <w:gridCol w:w="1320"/>
@@ -3391,10 +3630,15 @@
       </w:tblGrid>
       <w:tr>
         <w:trPr>
-          <w:tblHeader w:val="true"/>
+          <w:cnfStyle w:firstRow="1"/>
         </w:trPr>
         <w:tc>
-          <w:tcPr/>
+          <w:tcPr>
+            <w:tcBorders>
+              <w:bottom w:val="single"/>
+            </w:tcBorders>
+            <w:vAlign w:val="bottom"/>
+          </w:tcPr>
           <w:p>
             <w:pPr>
               <w:pStyle w:val="Compact"/>
@@ -3406,7 +3650,12 @@
           </w:p>
         </w:tc>
         <w:tc>
-          <w:tcPr/>
+          <w:tcPr>
+            <w:tcBorders>
+              <w:bottom w:val="single"/>
+            </w:tcBorders>
+            <w:vAlign w:val="bottom"/>
+          </w:tcPr>
           <w:p>
             <w:pPr>
               <w:pStyle w:val="Compact"/>
@@ -3418,7 +3667,12 @@
           </w:p>
         </w:tc>
         <w:tc>
-          <w:tcPr/>
+          <w:tcPr>
+            <w:tcBorders>
+              <w:bottom w:val="single"/>
+            </w:tcBorders>
+            <w:vAlign w:val="bottom"/>
+          </w:tcPr>
           <w:p>
             <w:pPr>
               <w:pStyle w:val="Compact"/>
@@ -3430,7 +3684,12 @@
           </w:p>
         </w:tc>
         <w:tc>
-          <w:tcPr/>
+          <w:tcPr>
+            <w:tcBorders>
+              <w:bottom w:val="single"/>
+            </w:tcBorders>
+            <w:vAlign w:val="bottom"/>
+          </w:tcPr>
           <w:p>
             <w:pPr>
               <w:pStyle w:val="Compact"/>
@@ -3442,7 +3701,12 @@
           </w:p>
         </w:tc>
         <w:tc>
-          <w:tcPr/>
+          <w:tcPr>
+            <w:tcBorders>
+              <w:bottom w:val="single"/>
+            </w:tcBorders>
+            <w:vAlign w:val="bottom"/>
+          </w:tcPr>
           <w:p>
             <w:pPr>
               <w:pStyle w:val="Compact"/>
@@ -3454,7 +3718,12 @@
           </w:p>
         </w:tc>
         <w:tc>
-          <w:tcPr/>
+          <w:tcPr>
+            <w:tcBorders>
+              <w:bottom w:val="single"/>
+            </w:tcBorders>
+            <w:vAlign w:val="bottom"/>
+          </w:tcPr>
           <w:p>
             <w:pPr>
               <w:pStyle w:val="Compact"/>
@@ -3468,7 +3737,6 @@
       </w:tr>
       <w:tr>
         <w:tc>
-          <w:tcPr/>
           <w:p>
             <w:pPr>
               <w:pStyle w:val="Compact"/>
@@ -3480,7 +3748,6 @@
           </w:p>
         </w:tc>
         <w:tc>
-          <w:tcPr/>
           <w:p>
             <w:pPr>
               <w:pStyle w:val="Compact"/>
@@ -3492,7 +3759,6 @@
           </w:p>
         </w:tc>
         <w:tc>
-          <w:tcPr/>
           <w:p>
             <w:pPr>
               <w:pStyle w:val="Compact"/>
@@ -3504,7 +3770,6 @@
           </w:p>
         </w:tc>
         <w:tc>
-          <w:tcPr/>
           <w:p>
             <w:pPr>
               <w:pStyle w:val="Compact"/>
@@ -3516,7 +3781,6 @@
           </w:p>
         </w:tc>
         <w:tc>
-          <w:tcPr/>
           <w:p>
             <w:pPr>
               <w:pStyle w:val="Compact"/>
@@ -3528,7 +3792,6 @@
           </w:p>
         </w:tc>
         <w:tc>
-          <w:tcPr/>
           <w:p>
             <w:pPr>
               <w:pStyle w:val="Compact"/>
@@ -3541,15 +3804,15 @@
         </w:tc>
       </w:tr>
     </w:tbl>
-    <w:bookmarkEnd w:id="34"/>
-    <w:bookmarkStart w:id="35" w:name="b6---neural-assisted-polar-decoding"/>
     <w:p>
       <w:pPr>
         <w:pStyle w:val="Heading2"/>
       </w:pPr>
+      <w:bookmarkStart w:id="36" w:name="b6---neural-assisted-polar-decoding"/>
       <w:r>
         <w:t xml:space="preserve">B6 - Neural-Assisted Polar Decoding</w:t>
       </w:r>
+      <w:bookmarkEnd w:id="36"/>
     </w:p>
     <w:p>
       <w:pPr>
@@ -3557,7 +3820,6 @@
       </w:pPr>
       <w:r>
         <w:rPr>
-          <w:bCs/>
           <w:b/>
         </w:rPr>
         <w:t xml:space="preserve">Mục tiêu:</w:t>
@@ -3575,7 +3837,6 @@
       </w:pPr>
       <w:r>
         <w:rPr>
-          <w:bCs/>
           <w:b/>
         </w:rPr>
         <w:t xml:space="preserve">Điều kiện nền:</w:t>
@@ -3593,7 +3854,6 @@
       </w:pPr>
       <w:r>
         <w:rPr>
-          <w:bCs/>
           <w:b/>
         </w:rPr>
         <w:t xml:space="preserve">Công cụ gợi ý:</w:t>
@@ -3608,9 +3868,8 @@
     <w:tbl>
       <w:tblPr>
         <w:tblStyle w:val="Table"/>
-        <w:tblW w:type="pct" w:w="5000"/>
-        <w:tblLook w:firstRow="1" w:lastRow="0" w:firstColumn="0" w:lastColumn="0" w:noHBand="0" w:noVBand="0" w:val="0020"/>
-        <w:jc w:val="start"/>
+        <w:tblW w:type="pct" w:w="4999.999999999999"/>
+        <w:tblLook w:firstRow="1"/>
       </w:tblPr>
       <w:tblGrid>
         <w:gridCol w:w="1320"/>
@@ -3622,10 +3881,15 @@
       </w:tblGrid>
       <w:tr>
         <w:trPr>
-          <w:tblHeader w:val="true"/>
+          <w:cnfStyle w:firstRow="1"/>
         </w:trPr>
         <w:tc>
-          <w:tcPr/>
+          <w:tcPr>
+            <w:tcBorders>
+              <w:bottom w:val="single"/>
+            </w:tcBorders>
+            <w:vAlign w:val="bottom"/>
+          </w:tcPr>
           <w:p>
             <w:pPr>
               <w:pStyle w:val="Compact"/>
@@ -3637,7 +3901,12 @@
           </w:p>
         </w:tc>
         <w:tc>
-          <w:tcPr/>
+          <w:tcPr>
+            <w:tcBorders>
+              <w:bottom w:val="single"/>
+            </w:tcBorders>
+            <w:vAlign w:val="bottom"/>
+          </w:tcPr>
           <w:p>
             <w:pPr>
               <w:pStyle w:val="Compact"/>
@@ -3649,7 +3918,12 @@
           </w:p>
         </w:tc>
         <w:tc>
-          <w:tcPr/>
+          <w:tcPr>
+            <w:tcBorders>
+              <w:bottom w:val="single"/>
+            </w:tcBorders>
+            <w:vAlign w:val="bottom"/>
+          </w:tcPr>
           <w:p>
             <w:pPr>
               <w:pStyle w:val="Compact"/>
@@ -3661,7 +3935,12 @@
           </w:p>
         </w:tc>
         <w:tc>
-          <w:tcPr/>
+          <w:tcPr>
+            <w:tcBorders>
+              <w:bottom w:val="single"/>
+            </w:tcBorders>
+            <w:vAlign w:val="bottom"/>
+          </w:tcPr>
           <w:p>
             <w:pPr>
               <w:pStyle w:val="Compact"/>
@@ -3673,7 +3952,12 @@
           </w:p>
         </w:tc>
         <w:tc>
-          <w:tcPr/>
+          <w:tcPr>
+            <w:tcBorders>
+              <w:bottom w:val="single"/>
+            </w:tcBorders>
+            <w:vAlign w:val="bottom"/>
+          </w:tcPr>
           <w:p>
             <w:pPr>
               <w:pStyle w:val="Compact"/>
@@ -3685,7 +3969,12 @@
           </w:p>
         </w:tc>
         <w:tc>
-          <w:tcPr/>
+          <w:tcPr>
+            <w:tcBorders>
+              <w:bottom w:val="single"/>
+            </w:tcBorders>
+            <w:vAlign w:val="bottom"/>
+          </w:tcPr>
           <w:p>
             <w:pPr>
               <w:pStyle w:val="Compact"/>
@@ -3699,7 +3988,6 @@
       </w:tr>
       <w:tr>
         <w:tc>
-          <w:tcPr/>
           <w:p>
             <w:pPr>
               <w:pStyle w:val="Compact"/>
@@ -3711,7 +3999,6 @@
           </w:p>
         </w:tc>
         <w:tc>
-          <w:tcPr/>
           <w:p>
             <w:pPr>
               <w:pStyle w:val="Compact"/>
@@ -3723,7 +4010,6 @@
           </w:p>
         </w:tc>
         <w:tc>
-          <w:tcPr/>
           <w:p>
             <w:pPr>
               <w:pStyle w:val="Compact"/>
@@ -3735,7 +4021,6 @@
           </w:p>
         </w:tc>
         <w:tc>
-          <w:tcPr/>
           <w:p>
             <w:pPr>
               <w:pStyle w:val="Compact"/>
@@ -3747,7 +4032,6 @@
           </w:p>
         </w:tc>
         <w:tc>
-          <w:tcPr/>
           <w:p>
             <w:pPr>
               <w:pStyle w:val="Compact"/>
@@ -3759,7 +4043,6 @@
           </w:p>
         </w:tc>
         <w:tc>
-          <w:tcPr/>
           <w:p>
             <w:pPr>
               <w:pStyle w:val="Compact"/>
@@ -3778,28 +4061,26 @@
       </w:pPr>
       <w:r>
         <w:rPr>
-          <w:iCs/>
           <w:i/>
         </w:rPr>
         <w:t xml:space="preserve">(View rút gọn theo thiết kế: chi tiết scope/extension/MVT xem Master Portfolio hoặc catalog T/R tương ứng.)</w:t>
       </w:r>
     </w:p>
-    <w:bookmarkEnd w:id="35"/>
-    <w:bookmarkStart w:id="36" w:name="điều-kiện-chung-theo-level"/>
     <w:p>
       <w:pPr>
         <w:pStyle w:val="Heading2"/>
       </w:pPr>
+      <w:bookmarkStart w:id="37" w:name="điều-kiện-chung-theo-level"/>
       <w:r>
         <w:t xml:space="preserve">Điều kiện chung theo level</w:t>
       </w:r>
+      <w:bookmarkEnd w:id="37"/>
     </w:p>
     <w:tbl>
       <w:tblPr>
         <w:tblStyle w:val="Table"/>
-        <w:tblW w:type="pct" w:w="5000"/>
-        <w:tblLook w:firstRow="1" w:lastRow="0" w:firstColumn="0" w:lastColumn="0" w:noHBand="0" w:noVBand="0" w:val="0020"/>
-        <w:jc w:val="start"/>
+        <w:tblW w:type="pct" w:w="5000.0"/>
+        <w:tblLook w:firstRow="1"/>
       </w:tblPr>
       <w:tblGrid>
         <w:gridCol w:w="2640"/>
@@ -3808,10 +4089,15 @@
       </w:tblGrid>
       <w:tr>
         <w:trPr>
-          <w:tblHeader w:val="true"/>
+          <w:cnfStyle w:firstRow="1"/>
         </w:trPr>
         <w:tc>
-          <w:tcPr/>
+          <w:tcPr>
+            <w:tcBorders>
+              <w:bottom w:val="single"/>
+            </w:tcBorders>
+            <w:vAlign w:val="bottom"/>
+          </w:tcPr>
           <w:p>
             <w:pPr>
               <w:pStyle w:val="Compact"/>
@@ -3823,7 +4109,12 @@
           </w:p>
         </w:tc>
         <w:tc>
-          <w:tcPr/>
+          <w:tcPr>
+            <w:tcBorders>
+              <w:bottom w:val="single"/>
+            </w:tcBorders>
+            <w:vAlign w:val="bottom"/>
+          </w:tcPr>
           <w:p>
             <w:pPr>
               <w:pStyle w:val="Compact"/>
@@ -3835,7 +4126,12 @@
           </w:p>
         </w:tc>
         <w:tc>
-          <w:tcPr/>
+          <w:tcPr>
+            <w:tcBorders>
+              <w:bottom w:val="single"/>
+            </w:tcBorders>
+            <w:vAlign w:val="bottom"/>
+          </w:tcPr>
           <w:p>
             <w:pPr>
               <w:pStyle w:val="Compact"/>
@@ -3849,7 +4145,6 @@
       </w:tr>
       <w:tr>
         <w:tc>
-          <w:tcPr/>
           <w:p>
             <w:pPr>
               <w:pStyle w:val="Compact"/>
@@ -3861,7 +4156,6 @@
           </w:p>
         </w:tc>
         <w:tc>
-          <w:tcPr/>
           <w:p>
             <w:pPr>
               <w:pStyle w:val="Compact"/>
@@ -3873,7 +4167,6 @@
           </w:p>
         </w:tc>
         <w:tc>
-          <w:tcPr/>
           <w:p>
             <w:pPr>
               <w:pStyle w:val="Compact"/>
@@ -3887,7 +4180,6 @@
       </w:tr>
       <w:tr>
         <w:tc>
-          <w:tcPr/>
           <w:p>
             <w:pPr>
               <w:pStyle w:val="Compact"/>
@@ -3899,7 +4191,6 @@
           </w:p>
         </w:tc>
         <w:tc>
-          <w:tcPr/>
           <w:p>
             <w:pPr>
               <w:pStyle w:val="Compact"/>
@@ -3911,7 +4202,6 @@
           </w:p>
         </w:tc>
         <w:tc>
-          <w:tcPr/>
           <w:p>
             <w:pPr>
               <w:pStyle w:val="Compact"/>
@@ -3925,7 +4215,6 @@
       </w:tr>
       <w:tr>
         <w:tc>
-          <w:tcPr/>
           <w:p>
             <w:pPr>
               <w:pStyle w:val="Compact"/>
@@ -3937,7 +4226,6 @@
           </w:p>
         </w:tc>
         <w:tc>
-          <w:tcPr/>
           <w:p>
             <w:pPr>
               <w:pStyle w:val="Compact"/>
@@ -3949,7 +4237,6 @@
           </w:p>
         </w:tc>
         <w:tc>
-          <w:tcPr/>
           <w:p>
             <w:pPr>
               <w:pStyle w:val="Compact"/>
@@ -3963,7 +4250,6 @@
       </w:tr>
       <w:tr>
         <w:tc>
-          <w:tcPr/>
           <w:p>
             <w:pPr>
               <w:pStyle w:val="Compact"/>
@@ -3975,7 +4261,6 @@
           </w:p>
         </w:tc>
         <w:tc>
-          <w:tcPr/>
           <w:p>
             <w:pPr>
               <w:pStyle w:val="Compact"/>
@@ -3987,7 +4272,6 @@
           </w:p>
         </w:tc>
         <w:tc>
-          <w:tcPr/>
           <w:p>
             <w:pPr>
               <w:pStyle w:val="Compact"/>
@@ -4001,7 +4285,6 @@
       </w:tr>
       <w:tr>
         <w:tc>
-          <w:tcPr/>
           <w:p>
             <w:pPr>
               <w:pStyle w:val="Compact"/>
@@ -4013,7 +4296,6 @@
           </w:p>
         </w:tc>
         <w:tc>
-          <w:tcPr/>
           <w:p>
             <w:pPr>
               <w:pStyle w:val="Compact"/>
@@ -4025,7 +4307,6 @@
           </w:p>
         </w:tc>
         <w:tc>
-          <w:tcPr/>
           <w:p>
             <w:pPr>
               <w:pStyle w:val="Compact"/>
@@ -4039,7 +4320,6 @@
       </w:tr>
       <w:tr>
         <w:tc>
-          <w:tcPr/>
           <w:p>
             <w:pPr>
               <w:pStyle w:val="Compact"/>
@@ -4051,7 +4331,6 @@
           </w:p>
         </w:tc>
         <w:tc>
-          <w:tcPr/>
           <w:p>
             <w:pPr>
               <w:pStyle w:val="Compact"/>
@@ -4063,7 +4342,6 @@
           </w:p>
         </w:tc>
         <w:tc>
-          <w:tcPr/>
           <w:p>
             <w:pPr>
               <w:pStyle w:val="Compact"/>
@@ -4076,8 +4354,6 @@
         </w:tc>
       </w:tr>
     </w:tbl>
-    <w:bookmarkEnd w:id="36"/>
-    <w:bookmarkEnd w:id="37"/>
     <w:sectPr/>
   </w:body>
 </w:document>
@@ -4109,14 +4385,17 @@
 <file path=word/numbering.xml><?xml version="1.0" encoding="utf-8"?>
 <w:numbering xmlns:w="http://schemas.openxmlformats.org/wordprocessingml/2006/main">
   <w:abstractNum w:abstractNumId="990">
-    <w:nsid w:val="A990"/>
+    <w:nsid w:val="2c1ae401"/>
     <w:multiLevelType w:val="multilevel"/>
     <w:lvl w:ilvl="0">
       <w:numFmt w:val="bullet"/>
       <w:lvlText w:val=" "/>
       <w:lvlJc w:val="left"/>
       <w:pPr>
-        <w:ind w:left="720" w:hanging="480"/>
+        <w:tabs>
+          <w:tab w:val="num" w:pos="0"/>
+        </w:tabs>
+        <w:ind w:left="480" w:hanging="480"/>
       </w:pPr>
     </w:lvl>
     <w:lvl w:ilvl="1">
@@ -4124,7 +4403,10 @@
       <w:lvlText w:val=" "/>
       <w:lvlJc w:val="left"/>
       <w:pPr>
-        <w:ind w:left="1440" w:hanging="480"/>
+        <w:tabs>
+          <w:tab w:val="num" w:pos="720"/>
+        </w:tabs>
+        <w:ind w:left="1200" w:hanging="480"/>
       </w:pPr>
     </w:lvl>
     <w:lvl w:ilvl="2">
@@ -4132,7 +4414,10 @@
       <w:lvlText w:val=" "/>
       <w:lvlJc w:val="left"/>
       <w:pPr>
-        <w:ind w:left="2160" w:hanging="480"/>
+        <w:tabs>
+          <w:tab w:val="num" w:pos="1440"/>
+        </w:tabs>
+        <w:ind w:left="1920" w:hanging="480"/>
       </w:pPr>
     </w:lvl>
     <w:lvl w:ilvl="3">
@@ -4140,7 +4425,10 @@
       <w:lvlText w:val=" "/>
       <w:lvlJc w:val="left"/>
       <w:pPr>
-        <w:ind w:left="2880" w:hanging="480"/>
+        <w:tabs>
+          <w:tab w:val="num" w:pos="2160"/>
+        </w:tabs>
+        <w:ind w:left="2640" w:hanging="480"/>
       </w:pPr>
     </w:lvl>
     <w:lvl w:ilvl="4">
@@ -4148,7 +4436,10 @@
       <w:lvlText w:val=" "/>
       <w:lvlJc w:val="left"/>
       <w:pPr>
-        <w:ind w:left="3600" w:hanging="480"/>
+        <w:tabs>
+          <w:tab w:val="num" w:pos="2880"/>
+        </w:tabs>
+        <w:ind w:left="3360" w:hanging="480"/>
       </w:pPr>
     </w:lvl>
     <w:lvl w:ilvl="5">
@@ -4156,7 +4447,10 @@
       <w:lvlText w:val=" "/>
       <w:lvlJc w:val="left"/>
       <w:pPr>
-        <w:ind w:left="4320" w:hanging="480"/>
+        <w:tabs>
+          <w:tab w:val="num" w:pos="3600"/>
+        </w:tabs>
+        <w:ind w:left="4080" w:hanging="480"/>
       </w:pPr>
     </w:lvl>
     <w:lvl w:ilvl="6">
@@ -4164,7 +4458,10 @@
       <w:lvlText w:val=" "/>
       <w:lvlJc w:val="left"/>
       <w:pPr>
-        <w:ind w:left="5040" w:hanging="480"/>
+        <w:tabs>
+          <w:tab w:val="num" w:pos="4320"/>
+        </w:tabs>
+        <w:ind w:left="4800" w:hanging="480"/>
       </w:pPr>
     </w:lvl>
     <w:lvl w:ilvl="7">
@@ -4172,7 +4469,10 @@
       <w:lvlText w:val=" "/>
       <w:lvlJc w:val="left"/>
       <w:pPr>
-        <w:ind w:left="5760" w:hanging="480"/>
+        <w:tabs>
+          <w:tab w:val="num" w:pos="5040"/>
+        </w:tabs>
+        <w:ind w:left="5520" w:hanging="480"/>
       </w:pPr>
     </w:lvl>
     <w:lvl w:ilvl="8">
@@ -4180,19 +4480,25 @@
       <w:lvlText w:val=" "/>
       <w:lvlJc w:val="left"/>
       <w:pPr>
-        <w:ind w:left="6480" w:hanging="480"/>
+        <w:tabs>
+          <w:tab w:val="num" w:pos="5760"/>
+        </w:tabs>
+        <w:ind w:left="6240" w:hanging="480"/>
       </w:pPr>
     </w:lvl>
   </w:abstractNum>
   <w:abstractNum w:abstractNumId="991">
-    <w:nsid w:val="A991"/>
+    <w:nsid w:val="ea454b4c"/>
     <w:multiLevelType w:val="multilevel"/>
     <w:lvl w:ilvl="0">
       <w:numFmt w:val="bullet"/>
       <w:lvlText w:val="•"/>
       <w:lvlJc w:val="left"/>
       <w:pPr>
-        <w:ind w:left="720" w:hanging="480"/>
+        <w:tabs>
+          <w:tab w:val="num" w:pos="0"/>
+        </w:tabs>
+        <w:ind w:left="480" w:hanging="480"/>
       </w:pPr>
     </w:lvl>
     <w:lvl w:ilvl="1">
@@ -4200,7 +4506,10 @@
       <w:lvlText w:val="–"/>
       <w:lvlJc w:val="left"/>
       <w:pPr>
-        <w:ind w:left="1440" w:hanging="480"/>
+        <w:tabs>
+          <w:tab w:val="num" w:pos="720"/>
+        </w:tabs>
+        <w:ind w:left="1200" w:hanging="480"/>
       </w:pPr>
     </w:lvl>
     <w:lvl w:ilvl="2">
@@ -4208,7 +4517,10 @@
       <w:lvlText w:val="•"/>
       <w:lvlJc w:val="left"/>
       <w:pPr>
-        <w:ind w:left="2160" w:hanging="480"/>
+        <w:tabs>
+          <w:tab w:val="num" w:pos="1440"/>
+        </w:tabs>
+        <w:ind w:left="1920" w:hanging="480"/>
       </w:pPr>
     </w:lvl>
     <w:lvl w:ilvl="3">
@@ -4216,7 +4528,10 @@
       <w:lvlText w:val="–"/>
       <w:lvlJc w:val="left"/>
       <w:pPr>
-        <w:ind w:left="2880" w:hanging="480"/>
+        <w:tabs>
+          <w:tab w:val="num" w:pos="2160"/>
+        </w:tabs>
+        <w:ind w:left="2640" w:hanging="480"/>
       </w:pPr>
     </w:lvl>
     <w:lvl w:ilvl="4">
@@ -4224,7 +4539,10 @@
       <w:lvlText w:val="•"/>
       <w:lvlJc w:val="left"/>
       <w:pPr>
-        <w:ind w:left="3600" w:hanging="480"/>
+        <w:tabs>
+          <w:tab w:val="num" w:pos="2880"/>
+        </w:tabs>
+        <w:ind w:left="3360" w:hanging="480"/>
       </w:pPr>
     </w:lvl>
     <w:lvl w:ilvl="5">
@@ -4232,7 +4550,10 @@
       <w:lvlText w:val="–"/>
       <w:lvlJc w:val="left"/>
       <w:pPr>
-        <w:ind w:left="4320" w:hanging="480"/>
+        <w:tabs>
+          <w:tab w:val="num" w:pos="3600"/>
+        </w:tabs>
+        <w:ind w:left="4080" w:hanging="480"/>
       </w:pPr>
     </w:lvl>
     <w:lvl w:ilvl="6">
@@ -4240,7 +4561,10 @@
       <w:lvlText w:val="•"/>
       <w:lvlJc w:val="left"/>
       <w:pPr>
-        <w:ind w:left="5040" w:hanging="480"/>
+        <w:tabs>
+          <w:tab w:val="num" w:pos="4320"/>
+        </w:tabs>
+        <w:ind w:left="4800" w:hanging="480"/>
       </w:pPr>
     </w:lvl>
     <w:lvl w:ilvl="7">
@@ -4248,7 +4572,10 @@
       <w:lvlText w:val="–"/>
       <w:lvlJc w:val="left"/>
       <w:pPr>
-        <w:ind w:left="5760" w:hanging="480"/>
+        <w:tabs>
+          <w:tab w:val="num" w:pos="5040"/>
+        </w:tabs>
+        <w:ind w:left="5520" w:hanging="480"/>
       </w:pPr>
     </w:lvl>
     <w:lvl w:ilvl="8">
@@ -4256,7 +4583,10 @@
       <w:lvlText w:val="•"/>
       <w:lvlJc w:val="left"/>
       <w:pPr>
-        <w:ind w:left="6480" w:hanging="480"/>
+        <w:tabs>
+          <w:tab w:val="num" w:pos="5760"/>
+        </w:tabs>
+        <w:ind w:left="6240" w:hanging="480"/>
       </w:pPr>
     </w:lvl>
   </w:abstractNum>
@@ -4274,10 +4604,10 @@
   <w:docDefaults>
     <w:rPrDefault>
       <w:rPr>
-        <w:rFonts w:asciiTheme="minorHAnsi" w:cstheme="minorBidi" w:eastAsiaTheme="minorHAnsi" w:hAnsiTheme="minorHAnsi"/>
+        <w:rFonts w:asciiTheme="minorHAnsi" w:eastAsiaTheme="minorHAnsi" w:hAnsiTheme="minorHAnsi" w:cstheme="minorBidi"/>
         <w:sz w:val="24"/>
         <w:szCs w:val="24"/>
-        <w:lang w:bidi="ar-SA" w:eastAsia="en-US" w:val="en-US"/>
+        <w:lang w:val="en-US" w:eastAsia="en-US" w:bidi="ar-SA"/>
       </w:rPr>
     </w:rPrDefault>
     <w:pPrDefault>
@@ -4286,35 +4616,35 @@
       </w:pPr>
     </w:pPrDefault>
   </w:docDefaults>
-  <w:latentStyles w:count="276" w:defLockedState="0" w:defQFormat="0" w:defSemiHidden="0" w:defUIPriority="0" w:defUnhideWhenUsed="0"/>
-  <w:style w:default="1" w:styleId="Normal" w:type="paragraph">
+  <w:latentStyles w:defLockedState="0" w:defUIPriority="0" w:defSemiHidden="0" w:defUnhideWhenUsed="0" w:defQFormat="0" w:count="276"/>
+  <w:style w:type="paragraph" w:default="1" w:styleId="Normal">
     <w:name w:val="Normal"/>
     <w:qFormat/>
   </w:style>
-  <w:style w:styleId="BodyText" w:type="paragraph">
+  <w:style w:type="paragraph" w:styleId="BodyText">
     <w:name w:val="Body Text"/>
     <w:basedOn w:val="Normal"/>
     <w:link w:val="BodyTextChar"/>
     <w:pPr>
-      <w:spacing w:after="180" w:before="180"/>
+      <w:spacing w:before="180" w:after="180"/>
     </w:pPr>
     <w:qFormat/>
   </w:style>
-  <w:style w:customStyle="1" w:styleId="FirstParagraph" w:type="paragraph">
+  <w:style w:type="paragraph" w:customStyle="1" w:styleId="FirstParagraph">
     <w:name w:val="First Paragraph"/>
     <w:basedOn w:val="BodyText"/>
     <w:next w:val="BodyText"/>
     <w:qFormat/>
   </w:style>
-  <w:style w:customStyle="1" w:styleId="Compact" w:type="paragraph">
+  <w:style w:type="paragraph" w:customStyle="1" w:styleId="Compact">
     <w:name w:val="Compact"/>
     <w:basedOn w:val="BodyText"/>
     <w:qFormat/>
     <w:pPr>
-      <w:spacing w:after="36" w:before="36"/>
+      <w:spacing w:before="36" w:after="36"/>
     </w:pPr>
   </w:style>
-  <w:style w:styleId="Title" w:type="paragraph">
+  <w:style w:type="paragraph" w:styleId="Title">
     <w:name w:val="Title"/>
     <w:basedOn w:val="Normal"/>
     <w:next w:val="BodyText"/>
@@ -4322,19 +4652,19 @@
     <w:pPr>
       <w:keepNext/>
       <w:keepLines/>
-      <w:spacing w:after="240" w:before="480"/>
+      <w:spacing w:before="480" w:after="240"/>
       <w:jc w:val="center"/>
     </w:pPr>
     <w:rPr>
-      <w:rFonts w:asciiTheme="majorHAnsi" w:cstheme="majorBidi" w:eastAsiaTheme="majorEastAsia" w:hAnsiTheme="majorHAnsi"/>
+      <w:rFonts w:asciiTheme="majorHAnsi" w:eastAsiaTheme="majorEastAsia" w:hAnsiTheme="majorHAnsi" w:cstheme="majorBidi"/>
       <w:b/>
       <w:bCs/>
-      <w:color w:themeColor="accent1" w:themeShade="B5" w:val="345A8A"/>
+      <w:color w:val="345A8A" w:themeColor="accent1" w:themeShade="B5"/>
       <w:sz w:val="36"/>
       <w:szCs w:val="36"/>
     </w:rPr>
   </w:style>
-  <w:style w:styleId="Subtitle" w:type="paragraph">
+  <w:style w:type="paragraph" w:styleId="Subtitle">
     <w:name w:val="Subtitle"/>
     <w:basedOn w:val="Title"/>
     <w:next w:val="BodyText"/>
@@ -4342,7 +4672,7 @@
     <w:pPr>
       <w:keepNext/>
       <w:keepLines/>
-      <w:spacing w:after="240" w:before="240"/>
+      <w:spacing w:before="240" w:after="240"/>
       <w:jc w:val="center"/>
     </w:pPr>
     <w:rPr>
@@ -4350,7 +4680,7 @@
       <w:szCs w:val="30"/>
     </w:rPr>
   </w:style>
-  <w:style w:customStyle="1" w:styleId="Author" w:type="paragraph">
+  <w:style w:type="paragraph" w:customStyle="1" w:styleId="Author">
     <w:name w:val="Author"/>
     <w:next w:val="BodyText"/>
     <w:qFormat/>
@@ -4360,7 +4690,7 @@
       <w:jc w:val="center"/>
     </w:pPr>
   </w:style>
-  <w:style w:styleId="Date" w:type="paragraph">
+  <w:style w:type="paragraph" w:styleId="Date">
     <w:name w:val="Date"/>
     <w:next w:val="BodyText"/>
     <w:qFormat/>
@@ -4370,26 +4700,7 @@
       <w:jc w:val="center"/>
     </w:pPr>
   </w:style>
-  <w:style w:customStyle="1" w:styleId="AbstractTitle" w:type="paragraph">
-    <w:name w:val="Abstract Title"/>
-    <w:basedOn w:val="Normal"/>
-    <w:next w:val="Abstract"/>
-    <w:qFormat/>
-    <w:pPr>
-      <w:keepNext/>
-      <w:keepLines/>
-      <w:jc w:val="center"/>
-      <w:spacing w:after="0" w:before="300"/>
-    </w:pPr>
-    <w:rPr>
-      <w:sz w:val="20"/>
-      <w:szCs w:val="20"/>
-      <w:b/>
-      <w:color w:val="345A8A"/>
-      &gt;
-    </w:rPr>
-  </w:style>
-  <w:style w:customStyle="1" w:styleId="Abstract" w:type="paragraph">
+  <w:style w:type="paragraph" w:customStyle="1" w:styleId="Abstract">
     <w:name w:val="Abstract"/>
     <w:basedOn w:val="Normal"/>
     <w:next w:val="BodyText"/>
@@ -4397,14 +4708,14 @@
     <w:pPr>
       <w:keepNext/>
       <w:keepLines/>
-      <w:spacing w:after="300" w:before="100"/>
+      <w:spacing w:before="300" w:after="300"/>
     </w:pPr>
     <w:rPr>
       <w:sz w:val="20"/>
       <w:szCs w:val="20"/>
     </w:rPr>
   </w:style>
-  <w:style w:styleId="Bibliography" w:type="paragraph">
+  <w:style w:type="paragraph" w:styleId="Bibliography">
     <w:name w:val="Bibliography"/>
     <w:basedOn w:val="Normal"/>
     <w:next w:val="Bibliography"/>
@@ -4412,7 +4723,7 @@
     <w:pPr/>
     <w:rPr/>
   </w:style>
-  <w:style w:styleId="Heading1" w:type="paragraph">
+  <w:style w:type="paragraph" w:styleId="Heading1">
     <w:name w:val="Heading 1"/>
     <w:basedOn w:val="Normal"/>
     <w:next w:val="BodyText"/>
@@ -4421,19 +4732,19 @@
     <w:pPr>
       <w:keepNext/>
       <w:keepLines/>
-      <w:spacing w:after="0" w:before="480"/>
+      <w:spacing w:before="480" w:after="0"/>
       <w:outlineLvl w:val="0"/>
     </w:pPr>
     <w:rPr>
-      <w:rFonts w:asciiTheme="majorHAnsi" w:cstheme="majorBidi" w:eastAsiaTheme="majorEastAsia" w:hAnsiTheme="majorHAnsi"/>
+      <w:rFonts w:asciiTheme="majorHAnsi" w:eastAsiaTheme="majorEastAsia" w:hAnsiTheme="majorHAnsi" w:cstheme="majorBidi"/>
       <w:b/>
       <w:bCs/>
-      <w:color w:themeColor="accent1" w:val="4F81BD"/>
+      <w:color w:val="4F81BD" w:themeColor="accent1"/>
       <w:sz w:val="32"/>
       <w:szCs w:val="32"/>
     </w:rPr>
   </w:style>
-  <w:style w:styleId="Heading2" w:type="paragraph">
+  <w:style w:type="paragraph" w:styleId="Heading2">
     <w:name w:val="Heading 2"/>
     <w:basedOn w:val="Normal"/>
     <w:next w:val="BodyText"/>
@@ -4443,19 +4754,19 @@
     <w:pPr>
       <w:keepNext/>
       <w:keepLines/>
-      <w:spacing w:after="0" w:before="200"/>
+      <w:spacing w:before="200" w:after="0"/>
       <w:outlineLvl w:val="1"/>
     </w:pPr>
     <w:rPr>
-      <w:rFonts w:asciiTheme="majorHAnsi" w:cstheme="majorBidi" w:eastAsiaTheme="majorEastAsia" w:hAnsiTheme="majorHAnsi"/>
+      <w:rFonts w:asciiTheme="majorHAnsi" w:eastAsiaTheme="majorEastAsia" w:hAnsiTheme="majorHAnsi" w:cstheme="majorBidi"/>
       <w:b/>
       <w:bCs/>
-      <w:color w:themeColor="accent1" w:val="4F81BD"/>
+      <w:color w:val="4F81BD" w:themeColor="accent1"/>
       <w:sz w:val="28"/>
       <w:szCs w:val="28"/>
     </w:rPr>
   </w:style>
-  <w:style w:styleId="Heading3" w:type="paragraph">
+  <w:style w:type="paragraph" w:styleId="Heading3">
     <w:name w:val="Heading 3"/>
     <w:basedOn w:val="Normal"/>
     <w:next w:val="BodyText"/>
@@ -4465,19 +4776,19 @@
     <w:pPr>
       <w:keepNext/>
       <w:keepLines/>
-      <w:spacing w:after="0" w:before="200"/>
+      <w:spacing w:before="200" w:after="0"/>
       <w:outlineLvl w:val="2"/>
     </w:pPr>
     <w:rPr>
-      <w:rFonts w:asciiTheme="majorHAnsi" w:cstheme="majorBidi" w:eastAsiaTheme="majorEastAsia" w:hAnsiTheme="majorHAnsi"/>
+      <w:rFonts w:asciiTheme="majorHAnsi" w:eastAsiaTheme="majorEastAsia" w:hAnsiTheme="majorHAnsi" w:cstheme="majorBidi"/>
       <w:b/>
       <w:bCs/>
-      <w:color w:themeColor="accent1" w:val="4F81BD"/>
+      <w:color w:val="4F81BD" w:themeColor="accent1"/>
       <w:sz w:val="24"/>
       <w:szCs w:val="24"/>
     </w:rPr>
   </w:style>
-  <w:style w:styleId="Heading4" w:type="paragraph">
+  <w:style w:type="paragraph" w:styleId="Heading4">
     <w:name w:val="Heading 4"/>
     <w:basedOn w:val="Normal"/>
     <w:next w:val="BodyText"/>
@@ -4487,19 +4798,19 @@
     <w:pPr>
       <w:keepNext/>
       <w:keepLines/>
-      <w:spacing w:after="0" w:before="200"/>
+      <w:spacing w:before="200" w:after="0"/>
       <w:outlineLvl w:val="3"/>
     </w:pPr>
     <w:rPr>
-      <w:rFonts w:asciiTheme="majorHAnsi" w:cstheme="majorBidi" w:eastAsiaTheme="majorEastAsia" w:hAnsiTheme="majorHAnsi"/>
+      <w:rFonts w:asciiTheme="majorHAnsi" w:eastAsiaTheme="majorEastAsia" w:hAnsiTheme="majorHAnsi" w:cstheme="majorBidi"/>
       <w:i/>
       <w:bCs/>
-      <w:color w:themeColor="accent1" w:val="4F81BD"/>
+      <w:color w:val="4F81BD" w:themeColor="accent1"/>
       <w:sz w:val="24"/>
       <w:szCs w:val="24"/>
     </w:rPr>
   </w:style>
-  <w:style w:styleId="Heading5" w:type="paragraph">
+  <w:style w:type="paragraph" w:styleId="Heading5">
     <w:name w:val="Heading 5"/>
     <w:basedOn w:val="Normal"/>
     <w:next w:val="BodyText"/>
@@ -4509,18 +4820,18 @@
     <w:pPr>
       <w:keepNext/>
       <w:keepLines/>
-      <w:spacing w:after="0" w:before="200"/>
+      <w:spacing w:before="200" w:after="0"/>
       <w:outlineLvl w:val="4"/>
     </w:pPr>
     <w:rPr>
-      <w:rFonts w:asciiTheme="majorHAnsi" w:cstheme="majorBidi" w:eastAsiaTheme="majorEastAsia" w:hAnsiTheme="majorHAnsi"/>
+      <w:rFonts w:asciiTheme="majorHAnsi" w:eastAsiaTheme="majorEastAsia" w:hAnsiTheme="majorHAnsi" w:cstheme="majorBidi"/>
       <w:iCs/>
-      <w:color w:themeColor="accent1" w:val="4F81BD"/>
+      <w:color w:val="4F81BD" w:themeColor="accent1"/>
       <w:sz w:val="24"/>
       <w:szCs w:val="24"/>
     </w:rPr>
   </w:style>
-  <w:style w:styleId="Heading6" w:type="paragraph">
+  <w:style w:type="paragraph" w:styleId="Heading6">
     <w:name w:val="Heading 6"/>
     <w:basedOn w:val="Normal"/>
     <w:next w:val="BodyText"/>
@@ -4530,17 +4841,17 @@
     <w:pPr>
       <w:keepNext/>
       <w:keepLines/>
-      <w:spacing w:after="0" w:before="200"/>
+      <w:spacing w:before="200" w:after="0"/>
       <w:outlineLvl w:val="5"/>
     </w:pPr>
     <w:rPr>
-      <w:rFonts w:asciiTheme="majorHAnsi" w:cstheme="majorBidi" w:eastAsiaTheme="majorEastAsia" w:hAnsiTheme="majorHAnsi"/>
-      <w:color w:themeColor="accent1" w:val="4F81BD"/>
+      <w:rFonts w:asciiTheme="majorHAnsi" w:eastAsiaTheme="majorEastAsia" w:hAnsiTheme="majorHAnsi" w:cstheme="majorBidi"/>
+      <w:color w:val="4F81BD" w:themeColor="accent1"/>
       <w:sz w:val="24"/>
       <w:szCs w:val="24"/>
     </w:rPr>
   </w:style>
-  <w:style w:styleId="Heading7" w:type="paragraph">
+  <w:style w:type="paragraph" w:styleId="Heading7">
     <w:name w:val="Heading 7"/>
     <w:basedOn w:val="Normal"/>
     <w:next w:val="BodyText"/>
@@ -4550,17 +4861,17 @@
     <w:pPr>
       <w:keepNext/>
       <w:keepLines/>
-      <w:spacing w:after="0" w:before="200"/>
+      <w:spacing w:before="200" w:after="0"/>
       <w:outlineLvl w:val="6"/>
     </w:pPr>
     <w:rPr>
-      <w:rFonts w:asciiTheme="majorHAnsi" w:cstheme="majorBidi" w:eastAsiaTheme="majorEastAsia" w:hAnsiTheme="majorHAnsi"/>
-      <w:color w:themeColor="accent1" w:val="4F81BD"/>
+      <w:rFonts w:asciiTheme="majorHAnsi" w:eastAsiaTheme="majorEastAsia" w:hAnsiTheme="majorHAnsi" w:cstheme="majorBidi"/>
+      <w:color w:val="4F81BD" w:themeColor="accent1"/>
       <w:sz w:val="24"/>
       <w:szCs w:val="24"/>
     </w:rPr>
   </w:style>
-  <w:style w:styleId="Heading8" w:type="paragraph">
+  <w:style w:type="paragraph" w:styleId="Heading8">
     <w:name w:val="Heading 8"/>
     <w:basedOn w:val="Normal"/>
     <w:next w:val="BodyText"/>
@@ -4570,17 +4881,17 @@
     <w:pPr>
       <w:keepNext/>
       <w:keepLines/>
-      <w:spacing w:after="0" w:before="200"/>
+      <w:spacing w:before="200" w:after="0"/>
       <w:outlineLvl w:val="7"/>
     </w:pPr>
     <w:rPr>
-      <w:rFonts w:asciiTheme="majorHAnsi" w:cstheme="majorBidi" w:eastAsiaTheme="majorEastAsia" w:hAnsiTheme="majorHAnsi"/>
-      <w:color w:themeColor="accent1" w:val="4F81BD"/>
+      <w:rFonts w:asciiTheme="majorHAnsi" w:eastAsiaTheme="majorEastAsia" w:hAnsiTheme="majorHAnsi" w:cstheme="majorBidi"/>
+      <w:color w:val="4F81BD" w:themeColor="accent1"/>
       <w:sz w:val="24"/>
       <w:szCs w:val="24"/>
     </w:rPr>
   </w:style>
-  <w:style w:styleId="Heading9" w:type="paragraph">
+  <w:style w:type="paragraph" w:styleId="Heading9">
     <w:name w:val="Heading 9"/>
     <w:basedOn w:val="Normal"/>
     <w:next w:val="BodyText"/>
@@ -4590,17 +4901,17 @@
     <w:pPr>
       <w:keepNext/>
       <w:keepLines/>
-      <w:spacing w:after="0" w:before="200"/>
+      <w:spacing w:before="200" w:after="0"/>
       <w:outlineLvl w:val="8"/>
     </w:pPr>
     <w:rPr>
-      <w:rFonts w:asciiTheme="majorHAnsi" w:cstheme="majorBidi" w:eastAsiaTheme="majorEastAsia" w:hAnsiTheme="majorHAnsi"/>
-      <w:color w:themeColor="accent1" w:val="4F81BD"/>
+      <w:rFonts w:asciiTheme="majorHAnsi" w:eastAsiaTheme="majorEastAsia" w:hAnsiTheme="majorHAnsi" w:cstheme="majorBidi"/>
+      <w:color w:val="4F81BD" w:themeColor="accent1"/>
       <w:sz w:val="24"/>
       <w:szCs w:val="24"/>
     </w:rPr>
   </w:style>
-  <w:style w:styleId="BlockText" w:type="paragraph">
+  <w:style w:type="paragraph" w:styleId="BlockText">
     <w:name w:val="Block Text"/>
     <w:basedOn w:val="BodyText"/>
     <w:next w:val="BodyText"/>
@@ -4608,11 +4919,11 @@
     <w:unhideWhenUsed/>
     <w:qFormat/>
     <w:pPr>
-      <w:spacing w:after="100" w:before="100"/>
+      <w:spacing w:before="100" w:after="100"/>
       <w:ind w:firstLine="0" w:left="480" w:right="480"/>
     </w:pPr>
   </w:style>
-  <w:style w:styleId="FootnoteText" w:type="paragraph">
+  <w:style w:type="paragraph" w:styleId="FootnoteText">
     <w:name w:val="Footnote Text"/>
     <w:basedOn w:val="Normal"/>
     <w:next w:val="FootnoteText"/>
@@ -4620,43 +4931,28 @@
     <w:unhideWhenUsed/>
     <w:qFormat/>
   </w:style>
-  <w:style w:default="1" w:styleId="DefaultParagraphFont" w:type="character">
+  <w:style w:type="character" w:default="1" w:styleId="DefaultParagraphFont">
     <w:name w:val="Default Paragraph Font"/>
     <w:semiHidden/>
     <w:unhideWhenUsed/>
   </w:style>
-  <w:style w:default="1" w:styleId="Table" w:type="table">
+  <w:style w:type="table" w:default="1" w:styleId="Table">
     <w:name w:val="Table"/>
     <w:basedOn w:val="TableNormal"/>
     <w:semiHidden/>
     <w:unhideWhenUsed/>
     <w:qFormat/>
     <w:tblPr>
-      <w:tblInd w:type="dxa" w:w="0"/>
+      <w:tblInd w:w="0" w:type="dxa"/>
       <w:tblCellMar>
-        <w:top w:type="dxa" w:w="0"/>
-        <w:left w:type="dxa" w:w="108"/>
-        <w:bottom w:type="dxa" w:w="0"/>
-        <w:right w:type="dxa" w:w="108"/>
+        <w:top w:w="0" w:type="dxa"/>
+        <w:left w:w="108" w:type="dxa"/>
+        <w:bottom w:w="0" w:type="dxa"/>
+        <w:right w:w="108" w:type="dxa"/>
       </w:tblCellMar>
     </w:tblPr>
-    <w:tblStylePr w:type="firstRow">
-      <w:tblPr>
-        <w:jc w:val="left"/>
-        <w:tblInd w:type="dxa" w:w="0"/>
-      </w:tblPr>
-      <w:trPr>
-        <w:jc w:val="left"/>
-      </w:trPr>
-      <w:tcPr>
-        <w:vAlign w:val="bottom"/>
-        <w:tcBorders>
-          <w:bottom w:val="single"/>
-        </w:tcBorders>
-      </w:tcPr>
-    </w:tblStylePr>
-  </w:style>
-  <w:style w:customStyle="1" w:styleId="DefinitionTerm" w:type="paragraph">
+  </w:style>
+  <w:style w:type="paragraph" w:customStyle="1" w:styleId="DefinitionTerm">
     <w:name w:val="Definition Term"/>
     <w:basedOn w:val="Normal"/>
     <w:next w:val="Definition"/>
@@ -4669,49 +4965,49 @@
       <w:b/>
     </w:rPr>
   </w:style>
-  <w:style w:customStyle="1" w:styleId="Definition" w:type="paragraph">
+  <w:style w:type="paragraph" w:customStyle="1" w:styleId="Definition">
     <w:name w:val="Definition"/>
     <w:basedOn w:val="Normal"/>
   </w:style>
-  <w:style w:styleId="Caption" w:type="paragraph">
+  <w:style w:type="paragraph" w:styleId="Caption">
     <w:name w:val="Caption"/>
     <w:basedOn w:val="Normal"/>
     <w:link w:val="BodyTextChar"/>
     <w:pPr>
-      <w:spacing w:after="120" w:before="0"/>
+      <w:spacing w:before="0" w:after="120"/>
     </w:pPr>
     <w:rPr>
       <w:i/>
     </w:rPr>
   </w:style>
-  <w:style w:customStyle="1" w:styleId="TableCaption" w:type="paragraph">
+  <w:style w:type="paragraph" w:customStyle="1" w:styleId="TableCaption">
     <w:name w:val="Table Caption"/>
     <w:basedOn w:val="Caption"/>
     <w:pPr>
       <w:keepNext/>
     </w:pPr>
   </w:style>
-  <w:style w:customStyle="1" w:styleId="ImageCaption" w:type="paragraph">
+  <w:style w:type="paragraph" w:customStyle="1" w:styleId="ImageCaption">
     <w:name w:val="Image Caption"/>
     <w:basedOn w:val="Caption"/>
   </w:style>
-  <w:style w:customStyle="1" w:styleId="Figure" w:type="paragraph">
+  <w:style w:type="paragraph" w:customStyle="1" w:styleId="Figure">
     <w:name w:val="Figure"/>
     <w:basedOn w:val="Normal"/>
   </w:style>
-  <w:style w:customStyle="1" w:styleId="CaptionedFigure" w:type="paragraph">
+  <w:style w:type="paragraph" w:customStyle="1" w:styleId="CaptionedFigure">
     <w:name w:val="Captioned Figure"/>
     <w:basedOn w:val="Figure"/>
     <w:pPr>
       <w:keepNext/>
     </w:pPr>
   </w:style>
-  <w:style w:customStyle="1" w:styleId="BodyTextChar" w:type="character">
+  <w:style w:type="character" w:customStyle="1" w:styleId="BodyTextChar">
     <w:name w:val="Body Text Char"/>
     <w:basedOn w:val="DefaultParagraphFont"/>
     <w:link w:val="BodyText"/>
   </w:style>
-  <w:style w:customStyle="1" w:styleId="VerbatimChar" w:type="character">
+  <w:style w:type="character" w:customStyle="1" w:styleId="VerbatimChar">
     <w:name w:val="Verbatim Char"/>
     <w:basedOn w:val="BodyTextChar"/>
     <w:rPr>
@@ -4719,25 +5015,21 @@
       <w:sz w:val="22"/>
     </w:rPr>
   </w:style>
-  <w:style w:customStyle="1" w:styleId="SectionNumber" w:type="character">
-    <w:name w:val="Section Number"/>
-    <w:basedOn w:val="BodyTextChar"/>
-  </w:style>
-  <w:style w:styleId="FootnoteReference" w:type="character">
+  <w:style w:type="character" w:styleId="FootnoteReference">
     <w:name w:val="Footnote Reference"/>
     <w:basedOn w:val="BodyTextChar"/>
     <w:rPr>
       <w:vertAlign w:val="superscript"/>
     </w:rPr>
   </w:style>
-  <w:style w:styleId="Hyperlink" w:type="character">
+  <w:style w:type="character" w:styleId="Hyperlink">
     <w:name w:val="Hyperlink"/>
     <w:basedOn w:val="BodyTextChar"/>
     <w:rPr>
-      <w:color w:themeColor="accent1" w:val="4F81BD"/>
+      <w:color w:val="4F81BD" w:themeColor="accent1"/>
     </w:rPr>
   </w:style>
-  <w:style w:styleId="TOCHeading" w:type="paragraph">
+  <w:style w:type="paragraph" w:styleId="TOCHeading">
     <w:name w:val="TOC Heading"/>
     <w:basedOn w:val="Heading1"/>
     <w:next w:val="BodyText"/>
@@ -4749,10 +5041,10 @@
       <w:outlineLvl w:val="9"/>
     </w:pPr>
     <w:rPr>
-      <w:rFonts w:asciiTheme="majorHAnsi" w:cstheme="majorBidi" w:eastAsiaTheme="majorEastAsia" w:hAnsiTheme="majorHAnsi"/>
+      <w:rFonts w:asciiTheme="majorHAnsi" w:eastAsiaTheme="majorEastAsia" w:hAnsiTheme="majorHAnsi" w:cstheme="majorBidi"/>
       <w:b w:val="0"/>
       <w:bCs w:val="0"/>
-      <w:color w:themeColor="accent1" w:themeShade="BF" w:val="365F91"/>
+      <w:color w:val="365F91" w:themeColor="accent1" w:themeShade="BF"/>
     </w:rPr>
   </w:style>
   <w:style w:type="paragraph" w:customStyle="1" w:styleId="SourceCode">
@@ -4844,10 +5136,7 @@
   <w:style w:type="character" w:customStyle="1" w:styleId="ImportTok">
     <w:name w:val="ImportTok"/>
     <w:basedOn w:val="VerbatimChar"/>
-    <w:rPr>
-      <w:color w:val="008000"/>
-      <w:b/>
-    </w:rPr>
+    <w:rPr/>
   </w:style>
   <w:style w:type="character" w:customStyle="1" w:styleId="CommentTok">
     <w:name w:val="CommentTok"/>
@@ -4922,9 +5211,7 @@
   <w:style w:type="character" w:customStyle="1" w:styleId="BuiltInTok">
     <w:name w:val="BuiltInTok"/>
     <w:basedOn w:val="VerbatimChar"/>
-    <w:rPr>
-      <w:color w:val="008000"/>
-    </w:rPr>
+    <w:rPr/>
   </w:style>
   <w:style w:type="character" w:customStyle="1" w:styleId="ExtensionTok">
     <w:name w:val="ExtensionTok"/>

--- a/02_Project_Portfolio/Internship_Catalog.docx
+++ b/02_Project_Portfolio/Internship_Catalog.docx
@@ -54,7 +54,7 @@
         <w:pStyle w:val="BodyText"/>
       </w:pPr>
       <w:r>
-        <w:t xml:space="preserve">Engineering &amp; Research Mentoring Program (Lucero) · Phiên bản 1.6.0 · 2026-08-23</w:t>
+        <w:t xml:space="preserve">Engineering &amp; Research Mentoring Program (Lucero) · Phiên bản 1.7.0 · 2026-08-23</w:t>
       </w:r>
     </w:p>
     <w:p>

--- a/02_Project_Portfolio/Internship_Catalog.docx
+++ b/02_Project_Portfolio/Internship_Catalog.docx
@@ -54,7 +54,7 @@
         <w:pStyle w:val="BodyText"/>
       </w:pPr>
       <w:r>
-        <w:t xml:space="preserve">Engineering &amp; Research Mentoring Program (Lucero) · Phiên bản 1.7.0 · 2026-08-23</w:t>
+        <w:t xml:space="preserve">Engineering &amp; Research Mentoring Program (Lucero) · Phiên bản 1.8.0 · 2026-09-02</w:t>
       </w:r>
     </w:p>
     <w:p>

--- a/02_Project_Portfolio/Internship_Catalog.docx
+++ b/02_Project_Portfolio/Internship_Catalog.docx
@@ -54,7 +54,7 @@
         <w:pStyle w:val="BodyText"/>
       </w:pPr>
       <w:r>
-        <w:t xml:space="preserve">Engineering &amp; Research Mentoring Program (Lucero) · Phiên bản 1.8.0 · 2026-09-02</w:t>
+        <w:t xml:space="preserve">Engineering &amp; Research Mentoring Program (Lucero) · Phiên bản 1.9.0 · 2026-09-02</w:t>
       </w:r>
     </w:p>
     <w:p>

--- a/02_Project_Portfolio/Internship_Catalog.docx
+++ b/02_Project_Portfolio/Internship_Catalog.docx
@@ -54,7 +54,7 @@
         <w:pStyle w:val="BodyText"/>
       </w:pPr>
       <w:r>
-        <w:t xml:space="preserve">Engineering &amp; Research Mentoring Program (Lucero) · Phiên bản 1.9.0 · 2026-09-02</w:t>
+        <w:t xml:space="preserve">Engineering &amp; Research Mentoring Program (Lucero) · Phiên bản 1.10.0 · 2026-09-04</w:t>
       </w:r>
     </w:p>
     <w:p>
